--- a/03-Communication-and-Teamwork/Meetings/Minutes/Mentor-Client-Meetings/Meeting Minutes 2025-10-02 (Client).docx
+++ b/03-Communication-and-Teamwork/Meetings/Minutes/Mentor-Client-Meetings/Meeting Minutes 2025-10-02 (Client).docx
@@ -4,13 +4,6 @@
   <w:body>
     <w:p>
       <w:pPr>
-        <w:rPr>
-          <w:rFonts w:ascii="Calibri" w:hAnsi="Calibri" w:cs="Calibri"/>
-        </w:rPr>
-      </w:pPr>
-    </w:p>
-    <w:p>
-      <w:pPr>
         <w:jc w:val="center"/>
         <w:rPr>
           <w:rFonts w:ascii="Calibri" w:hAnsi="Calibri" w:cs="Calibri"/>
@@ -22,7 +15,7 @@
           <w:rFonts w:ascii="Calibri" w:hAnsi="Calibri" w:cs="Calibri"/>
           <w:b/>
         </w:rPr>
-        <w:t>Mentor / Client Meeting</w:t>
+        <w:t>Client/Mentor Meeting</w:t>
       </w:r>
     </w:p>
     <w:p>
@@ -70,7 +63,14 @@
                 <w:rFonts w:ascii="Calibri" w:hAnsi="Calibri" w:cs="Calibri"/>
                 <w:b/>
               </w:rPr>
-              <w:t>Client/Project:</w:t>
+              <w:t>Client</w:t>
+            </w:r>
+            <w:r>
+              <w:rPr>
+                <w:rFonts w:ascii="Calibri" w:hAnsi="Calibri" w:cs="Calibri"/>
+                <w:b/>
+              </w:rPr>
+              <w:t>:</w:t>
             </w:r>
           </w:p>
         </w:tc>
@@ -83,8 +83,6 @@
           </w:tcPr>
           <w:p>
             <w:pPr>
-              <w:spacing w:after="240"/>
-              <w:jc w:val="center"/>
               <w:rPr>
                 <w:rFonts w:ascii="Calibri" w:hAnsi="Calibri" w:cs="Calibri"/>
                 <w:b/>
@@ -95,25 +93,54 @@
                 <w:rFonts w:ascii="Calibri" w:hAnsi="Calibri" w:cs="Calibri"/>
                 <w:b/>
               </w:rPr>
-              <w:t xml:space="preserve">Raymond Lutui </w:t>
+              <w:t>Raymond Lutui</w:t>
             </w:r>
+          </w:p>
+        </w:tc>
+      </w:tr>
+      <w:tr>
+        <w:tc>
+          <w:tcPr>
+            <w:tcW w:w="2952" w:type="dxa"/>
+            <w:shd w:val="clear" w:color="auto" w:fill="D9D9D9"/>
+            <w:vAlign w:val="center"/>
+          </w:tcPr>
+          <w:p>
+            <w:pPr>
+              <w:rPr>
+                <w:rFonts w:ascii="Calibri" w:hAnsi="Calibri" w:cs="Calibri"/>
+                <w:b/>
+              </w:rPr>
+            </w:pPr>
             <w:r>
               <w:rPr>
-                <w:rFonts w:ascii="Aptos" w:hAnsi="Aptos" w:cs="Calibri"/>
+                <w:rFonts w:ascii="Calibri" w:hAnsi="Calibri" w:cs="Calibri"/>
                 <w:b/>
-                <w:sz w:val="14"/>
-                <w:szCs w:val="14"/>
-              </w:rPr>
-              <w:t xml:space="preserve">- </w:t>
+              </w:rPr>
+              <w:t>Project:</w:t>
             </w:r>
+          </w:p>
+        </w:tc>
+        <w:tc>
+          <w:tcPr>
+            <w:tcW w:w="7038" w:type="dxa"/>
+            <w:gridSpan w:val="2"/>
+            <w:shd w:val="clear" w:color="auto" w:fill="D9D9D9"/>
+            <w:vAlign w:val="center"/>
+          </w:tcPr>
+          <w:p>
+            <w:pPr>
+              <w:rPr>
+                <w:rFonts w:ascii="Calibri" w:hAnsi="Calibri" w:cs="Calibri"/>
+                <w:b/>
+              </w:rPr>
+            </w:pPr>
             <w:r>
               <w:rPr>
-                <w:rFonts w:ascii="Aptos" w:hAnsi="Aptos"/>
+                <w:rFonts w:ascii="Calibri" w:hAnsi="Calibri" w:cs="Calibri"/>
                 <w:b/>
                 <w:bCs/>
                 <w:color w:val="000000"/>
-                <w:sz w:val="22"/>
-                <w:szCs w:val="22"/>
               </w:rPr>
               <w:t>Network Performance Evaluation on Linux Based Operating Systems</w:t>
             </w:r>
@@ -142,14 +169,6 @@
               <w:t>Purpose:</w:t>
             </w:r>
           </w:p>
-          <w:p>
-            <w:pPr>
-              <w:rPr>
-                <w:rFonts w:ascii="Calibri" w:hAnsi="Calibri" w:cs="Calibri"/>
-                <w:b/>
-              </w:rPr>
-            </w:pPr>
-          </w:p>
         </w:tc>
         <w:tc>
           <w:tcPr>
@@ -182,15 +201,6 @@
               </w:rPr>
               <w:t>mock presentation</w:t>
             </w:r>
-          </w:p>
-          <w:p>
-            <w:pPr>
-              <w:ind w:left="360"/>
-              <w:rPr>
-                <w:rFonts w:ascii="Calibri" w:hAnsi="Calibri" w:cs="Calibri"/>
-                <w:b/>
-              </w:rPr>
-            </w:pPr>
           </w:p>
         </w:tc>
       </w:tr>
@@ -214,14 +224,6 @@
               </w:rPr>
               <w:t>Meeting called by:</w:t>
             </w:r>
-          </w:p>
-          <w:p>
-            <w:pPr>
-              <w:rPr>
-                <w:rFonts w:ascii="Calibri" w:hAnsi="Calibri" w:cs="Calibri"/>
-                <w:b/>
-              </w:rPr>
-            </w:pPr>
           </w:p>
         </w:tc>
         <w:tc>
@@ -268,19 +270,9 @@
             <w:r>
               <w:rPr>
                 <w:rFonts w:ascii="Calibri" w:hAnsi="Calibri" w:cs="Calibri"/>
-                <w:b/>
-                <w:bCs/>
               </w:rPr>
               <w:t>WZ1101</w:t>
             </w:r>
-          </w:p>
-          <w:p>
-            <w:pPr>
-              <w:rPr>
-                <w:rFonts w:ascii="Calibri" w:hAnsi="Calibri" w:cs="Calibri"/>
-                <w:b/>
-              </w:rPr>
-            </w:pPr>
           </w:p>
         </w:tc>
         <w:tc>
@@ -307,27 +299,15 @@
             <w:r>
               <w:rPr>
                 <w:rFonts w:ascii="Calibri" w:hAnsi="Calibri" w:cs="Calibri"/>
-                <w:b/>
-                <w:bCs/>
               </w:rPr>
               <w:t>02/10</w:t>
             </w:r>
             <w:r>
               <w:rPr>
                 <w:rFonts w:ascii="Calibri" w:hAnsi="Calibri" w:cs="Calibri"/>
-                <w:b/>
-                <w:bCs/>
               </w:rPr>
               <w:t>/2025</w:t>
             </w:r>
-          </w:p>
-          <w:p>
-            <w:pPr>
-              <w:rPr>
-                <w:rFonts w:ascii="Calibri" w:hAnsi="Calibri" w:cs="Calibri"/>
-                <w:b/>
-              </w:rPr>
-            </w:pPr>
           </w:p>
         </w:tc>
         <w:tc>
@@ -359,15 +339,32 @@
               <w:rPr>
                 <w:rFonts w:ascii="Calibri" w:hAnsi="Calibri" w:cs="Calibri"/>
               </w:rPr>
-              <w:t xml:space="preserve">1:30 PM </w:t>
+              <w:t>1:3</w:t>
             </w:r>
-          </w:p>
-          <w:p>
-            <w:pPr>
-              <w:rPr>
-                <w:rFonts w:ascii="Calibri" w:hAnsi="Calibri" w:cs="Calibri"/>
-              </w:rPr>
-            </w:pPr>
+            <w:r>
+              <w:rPr>
+                <w:rFonts w:ascii="Calibri" w:hAnsi="Calibri" w:cs="Calibri"/>
+              </w:rPr>
+              <w:t>0pm</w:t>
+            </w:r>
+            <w:r>
+              <w:rPr>
+                <w:rFonts w:ascii="Calibri" w:hAnsi="Calibri" w:cs="Calibri"/>
+              </w:rPr>
+              <w:t xml:space="preserve"> </w:t>
+            </w:r>
+            <w:r>
+              <w:rPr>
+                <w:rFonts w:ascii="Calibri" w:hAnsi="Calibri" w:cs="Calibri"/>
+              </w:rPr>
+              <w:t>– 2</w:t>
+            </w:r>
+            <w:r>
+              <w:rPr>
+                <w:rFonts w:ascii="Calibri" w:hAnsi="Calibri" w:cs="Calibri"/>
+              </w:rPr>
+              <w:t>:00pm</w:t>
+            </w:r>
           </w:p>
         </w:tc>
       </w:tr>
@@ -381,7 +378,7 @@
             <w:pPr>
               <w:rPr>
                 <w:rFonts w:ascii="Calibri" w:hAnsi="Calibri" w:cs="Calibri"/>
-                <w:b/>
+                <w:bCs/>
               </w:rPr>
             </w:pPr>
             <w:r>
@@ -391,14 +388,20 @@
               </w:rPr>
               <w:t>QA:</w:t>
             </w:r>
-          </w:p>
-          <w:p>
-            <w:pPr>
+            <w:r>
               <w:rPr>
                 <w:rFonts w:ascii="Calibri" w:hAnsi="Calibri" w:cs="Calibri"/>
                 <w:b/>
               </w:rPr>
-            </w:pPr>
+              <w:t xml:space="preserve"> </w:t>
+            </w:r>
+            <w:r>
+              <w:rPr>
+                <w:rFonts w:ascii="Calibri" w:hAnsi="Calibri" w:cs="Calibri"/>
+                <w:bCs/>
+              </w:rPr>
+              <w:t>Larissa Goh</w:t>
+            </w:r>
           </w:p>
         </w:tc>
         <w:tc>
@@ -417,16 +420,22 @@
                 <w:rFonts w:ascii="Calibri" w:hAnsi="Calibri" w:cs="Calibri"/>
                 <w:b/>
               </w:rPr>
-              <w:t>Version: 1.0</w:t>
+              <w:t xml:space="preserve">Version: </w:t>
             </w:r>
-          </w:p>
-          <w:p>
-            <w:pPr>
-              <w:rPr>
-                <w:rFonts w:ascii="Calibri" w:hAnsi="Calibri" w:cs="Calibri"/>
-                <w:b/>
-              </w:rPr>
-            </w:pPr>
+            <w:r>
+              <w:rPr>
+                <w:rFonts w:ascii="Calibri" w:hAnsi="Calibri" w:cs="Calibri"/>
+                <w:bCs/>
+              </w:rPr>
+              <w:t>1.</w:t>
+            </w:r>
+            <w:r>
+              <w:rPr>
+                <w:rFonts w:ascii="Calibri" w:hAnsi="Calibri" w:cs="Calibri"/>
+                <w:bCs/>
+              </w:rPr>
+              <w:t>1</w:t>
+            </w:r>
           </w:p>
         </w:tc>
         <w:tc>
@@ -451,19 +460,9 @@
             <w:r>
               <w:rPr>
                 <w:rFonts w:ascii="Calibri" w:hAnsi="Calibri" w:cs="Calibri"/>
-                <w:b/>
-                <w:bCs/>
-              </w:rPr>
-              <w:t>Larrisa</w:t>
+              </w:rPr>
+              <w:t>Thomas</w:t>
             </w:r>
-          </w:p>
-          <w:p>
-            <w:pPr>
-              <w:rPr>
-                <w:rFonts w:ascii="Calibri" w:hAnsi="Calibri" w:cs="Calibri"/>
-                <w:b/>
-              </w:rPr>
-            </w:pPr>
           </w:p>
         </w:tc>
       </w:tr>
@@ -551,12 +550,16 @@
             <w:pPr>
               <w:rPr>
                 <w:rFonts w:ascii="Calibri" w:hAnsi="Calibri" w:cs="Calibri"/>
+                <w:b/>
+                <w:bCs/>
                 <w:i/>
               </w:rPr>
             </w:pPr>
             <w:r>
               <w:rPr>
                 <w:rFonts w:ascii="Calibri" w:hAnsi="Calibri" w:cs="Calibri"/>
+                <w:b/>
+                <w:bCs/>
                 <w:i/>
               </w:rPr>
               <w:t>Names</w:t>
@@ -572,12 +575,16 @@
             <w:pPr>
               <w:rPr>
                 <w:rFonts w:ascii="Calibri" w:hAnsi="Calibri" w:cs="Calibri"/>
+                <w:b/>
+                <w:bCs/>
                 <w:i/>
               </w:rPr>
             </w:pPr>
             <w:r>
               <w:rPr>
                 <w:rFonts w:ascii="Calibri" w:hAnsi="Calibri" w:cs="Calibri"/>
+                <w:b/>
+                <w:bCs/>
                 <w:i/>
               </w:rPr>
               <w:t>Representing</w:t>
@@ -594,14 +601,14 @@
           <w:p>
             <w:pPr>
               <w:rPr>
-                <w:rFonts w:ascii="Aptos" w:hAnsi="Aptos" w:cs="Calibri"/>
+                <w:rFonts w:ascii="Calibri" w:hAnsi="Calibri" w:cs="Calibri"/>
               </w:rPr>
             </w:pPr>
             <w:r>
               <w:rPr>
                 <w:rFonts w:ascii="Calibri" w:hAnsi="Calibri" w:cs="Calibri"/>
               </w:rPr>
-              <w:t>Thomas Hugh Robinson</w:t>
+              <w:t>Thomas Robinson</w:t>
             </w:r>
           </w:p>
         </w:tc>
@@ -620,7 +627,13 @@
               <w:rPr>
                 <w:rFonts w:ascii="Calibri" w:hAnsi="Calibri" w:cs="Calibri"/>
               </w:rPr>
-              <w:t>Team Leader</w:t>
+              <w:t>Project</w:t>
+            </w:r>
+            <w:r>
+              <w:rPr>
+                <w:rFonts w:ascii="Calibri" w:hAnsi="Calibri" w:cs="Calibri"/>
+              </w:rPr>
+              <w:t xml:space="preserve"> Leader</w:t>
             </w:r>
           </w:p>
         </w:tc>
@@ -633,12 +646,12 @@
           <w:p>
             <w:pPr>
               <w:rPr>
-                <w:rFonts w:ascii="Aptos" w:hAnsi="Aptos" w:cs="Calibri"/>
+                <w:rFonts w:ascii="Calibri" w:hAnsi="Calibri" w:cs="Calibri"/>
               </w:rPr>
             </w:pPr>
             <w:r>
               <w:rPr>
-                <w:rFonts w:ascii="Aptos" w:hAnsi="Aptos"/>
+                <w:rFonts w:ascii="Calibri" w:hAnsi="Calibri" w:cs="Calibri"/>
               </w:rPr>
               <w:t>Nathan Quai Hoi</w:t>
             </w:r>
@@ -659,7 +672,13 @@
               <w:rPr>
                 <w:rFonts w:ascii="Calibri" w:hAnsi="Calibri" w:cs="Calibri"/>
               </w:rPr>
-              <w:t>Team Member</w:t>
+              <w:t>Project</w:t>
+            </w:r>
+            <w:r>
+              <w:rPr>
+                <w:rFonts w:ascii="Calibri" w:hAnsi="Calibri" w:cs="Calibri"/>
+              </w:rPr>
+              <w:t xml:space="preserve"> Member</w:t>
             </w:r>
           </w:p>
         </w:tc>
@@ -672,12 +691,12 @@
           <w:p>
             <w:pPr>
               <w:rPr>
-                <w:rFonts w:ascii="Aptos" w:hAnsi="Aptos" w:cs="Calibri"/>
+                <w:rFonts w:ascii="Calibri" w:hAnsi="Calibri" w:cs="Calibri"/>
               </w:rPr>
             </w:pPr>
             <w:r>
               <w:rPr>
-                <w:rFonts w:ascii="Aptos" w:hAnsi="Aptos"/>
+                <w:rFonts w:ascii="Calibri" w:hAnsi="Calibri" w:cs="Calibri"/>
               </w:rPr>
               <w:t>Win Phyo</w:t>
             </w:r>
@@ -697,7 +716,13 @@
               <w:rPr>
                 <w:rFonts w:ascii="Calibri" w:hAnsi="Calibri" w:cs="Calibri"/>
               </w:rPr>
-              <w:t>Team Member</w:t>
+              <w:t>Project</w:t>
+            </w:r>
+            <w:r>
+              <w:rPr>
+                <w:rFonts w:ascii="Calibri" w:hAnsi="Calibri" w:cs="Calibri"/>
+              </w:rPr>
+              <w:t xml:space="preserve"> Member</w:t>
             </w:r>
           </w:p>
         </w:tc>
@@ -710,12 +735,12 @@
           <w:p>
             <w:pPr>
               <w:rPr>
-                <w:rFonts w:ascii="Aptos" w:hAnsi="Aptos" w:cs="Calibri"/>
+                <w:rFonts w:ascii="Calibri" w:hAnsi="Calibri" w:cs="Calibri"/>
               </w:rPr>
             </w:pPr>
             <w:r>
               <w:rPr>
-                <w:rFonts w:ascii="Aptos" w:hAnsi="Aptos"/>
+                <w:rFonts w:ascii="Calibri" w:hAnsi="Calibri" w:cs="Calibri"/>
               </w:rPr>
               <w:t>Zafar Azad</w:t>
             </w:r>
@@ -735,7 +760,13 @@
               <w:rPr>
                 <w:rFonts w:ascii="Calibri" w:hAnsi="Calibri" w:cs="Calibri"/>
               </w:rPr>
-              <w:t>Team Member</w:t>
+              <w:t>Project</w:t>
+            </w:r>
+            <w:r>
+              <w:rPr>
+                <w:rFonts w:ascii="Calibri" w:hAnsi="Calibri" w:cs="Calibri"/>
+              </w:rPr>
+              <w:t xml:space="preserve"> Member</w:t>
             </w:r>
           </w:p>
         </w:tc>
@@ -748,12 +779,12 @@
           <w:p>
             <w:pPr>
               <w:rPr>
-                <w:rFonts w:ascii="Aptos" w:hAnsi="Aptos" w:cs="Calibri"/>
+                <w:rFonts w:ascii="Calibri" w:hAnsi="Calibri" w:cs="Calibri"/>
               </w:rPr>
             </w:pPr>
             <w:r>
               <w:rPr>
-                <w:rFonts w:ascii="Aptos" w:hAnsi="Aptos"/>
+                <w:rFonts w:ascii="Calibri" w:hAnsi="Calibri" w:cs="Calibri"/>
               </w:rPr>
               <w:t>Larissa Goh</w:t>
             </w:r>
@@ -773,7 +804,13 @@
               <w:rPr>
                 <w:rFonts w:ascii="Calibri" w:hAnsi="Calibri" w:cs="Calibri"/>
               </w:rPr>
-              <w:t>Team Member</w:t>
+              <w:t>Project</w:t>
+            </w:r>
+            <w:r>
+              <w:rPr>
+                <w:rFonts w:ascii="Calibri" w:hAnsi="Calibri" w:cs="Calibri"/>
+              </w:rPr>
+              <w:t xml:space="preserve"> Member</w:t>
             </w:r>
           </w:p>
         </w:tc>
@@ -786,12 +823,12 @@
           <w:p>
             <w:pPr>
               <w:rPr>
-                <w:rFonts w:ascii="Aptos" w:hAnsi="Aptos" w:cs="Calibri"/>
+                <w:rFonts w:ascii="Calibri" w:hAnsi="Calibri" w:cs="Calibri"/>
               </w:rPr>
             </w:pPr>
             <w:r>
               <w:rPr>
-                <w:rFonts w:ascii="Aptos" w:hAnsi="Aptos"/>
+                <w:rFonts w:ascii="Calibri" w:hAnsi="Calibri" w:cs="Calibri"/>
               </w:rPr>
               <w:t>Charmi Patel</w:t>
             </w:r>
@@ -811,7 +848,13 @@
               <w:rPr>
                 <w:rFonts w:ascii="Calibri" w:hAnsi="Calibri" w:cs="Calibri"/>
               </w:rPr>
-              <w:t>Team Member</w:t>
+              <w:t>Project</w:t>
+            </w:r>
+            <w:r>
+              <w:rPr>
+                <w:rFonts w:ascii="Calibri" w:hAnsi="Calibri" w:cs="Calibri"/>
+              </w:rPr>
+              <w:t xml:space="preserve"> Member</w:t>
             </w:r>
           </w:p>
         </w:tc>
@@ -824,12 +867,12 @@
           <w:p>
             <w:pPr>
               <w:rPr>
-                <w:rFonts w:ascii="Aptos" w:hAnsi="Aptos" w:cs="Calibri"/>
+                <w:rFonts w:ascii="Calibri" w:hAnsi="Calibri" w:cs="Calibri"/>
               </w:rPr>
             </w:pPr>
             <w:r>
               <w:rPr>
-                <w:rFonts w:ascii="Aptos" w:hAnsi="Aptos" w:cs="Calibri"/>
+                <w:rFonts w:ascii="Calibri" w:hAnsi="Calibri" w:cs="Calibri"/>
               </w:rPr>
               <w:t>Kylie Afable</w:t>
             </w:r>
@@ -849,7 +892,13 @@
               <w:rPr>
                 <w:rFonts w:ascii="Calibri" w:hAnsi="Calibri" w:cs="Calibri"/>
               </w:rPr>
-              <w:t>Team Member</w:t>
+              <w:t>Project</w:t>
+            </w:r>
+            <w:r>
+              <w:rPr>
+                <w:rFonts w:ascii="Calibri" w:hAnsi="Calibri" w:cs="Calibri"/>
+              </w:rPr>
+              <w:t xml:space="preserve"> Member</w:t>
             </w:r>
           </w:p>
         </w:tc>
@@ -867,7 +916,7 @@
             </w:pPr>
             <w:r>
               <w:rPr>
-                <w:rFonts w:ascii="Aptos" w:hAnsi="Aptos"/>
+                <w:rFonts w:ascii="Calibri" w:hAnsi="Calibri" w:cs="Calibri"/>
               </w:rPr>
               <w:t>Raymond Lutui</w:t>
             </w:r>
@@ -928,12 +977,16 @@
             <w:pPr>
               <w:rPr>
                 <w:rFonts w:ascii="Calibri" w:hAnsi="Calibri" w:cs="Calibri"/>
+                <w:b/>
+                <w:bCs/>
                 <w:i/>
               </w:rPr>
             </w:pPr>
             <w:r>
               <w:rPr>
                 <w:rFonts w:ascii="Calibri" w:hAnsi="Calibri" w:cs="Calibri"/>
+                <w:b/>
+                <w:bCs/>
                 <w:i/>
               </w:rPr>
               <w:t>Names</w:t>
@@ -949,12 +1002,16 @@
             <w:pPr>
               <w:rPr>
                 <w:rFonts w:ascii="Calibri" w:hAnsi="Calibri" w:cs="Calibri"/>
+                <w:b/>
+                <w:bCs/>
                 <w:i/>
               </w:rPr>
             </w:pPr>
             <w:r>
               <w:rPr>
                 <w:rFonts w:ascii="Calibri" w:hAnsi="Calibri" w:cs="Calibri"/>
+                <w:b/>
+                <w:bCs/>
                 <w:i/>
               </w:rPr>
               <w:t>Representing</w:t>
@@ -970,12 +1027,12 @@
           <w:p>
             <w:pPr>
               <w:rPr>
-                <w:rFonts w:ascii="Aptos" w:hAnsi="Aptos"/>
+                <w:rFonts w:ascii="Calibri" w:hAnsi="Calibri" w:cs="Calibri"/>
               </w:rPr>
             </w:pPr>
             <w:r>
               <w:rPr>
-                <w:rFonts w:ascii="Aptos" w:hAnsi="Aptos"/>
+                <w:rFonts w:ascii="Calibri" w:hAnsi="Calibri" w:cs="Calibri"/>
               </w:rPr>
               <w:t>Daniel Vaipulu</w:t>
             </w:r>
@@ -995,7 +1052,19 @@
               <w:rPr>
                 <w:rFonts w:ascii="Calibri" w:hAnsi="Calibri" w:cs="Calibri"/>
               </w:rPr>
-              <w:t>Team Member</w:t>
+              <w:t>Project</w:t>
+            </w:r>
+            <w:r>
+              <w:rPr>
+                <w:rFonts w:ascii="Calibri" w:hAnsi="Calibri" w:cs="Calibri"/>
+              </w:rPr>
+              <w:t xml:space="preserve"> </w:t>
+            </w:r>
+            <w:r>
+              <w:rPr>
+                <w:rFonts w:ascii="Calibri" w:hAnsi="Calibri" w:cs="Calibri"/>
+              </w:rPr>
+              <w:t>Mentor</w:t>
             </w:r>
           </w:p>
         </w:tc>
@@ -1078,13 +1147,12 @@
               </w:rPr>
               <w:t xml:space="preserve">Charmi </w:t>
             </w:r>
-          </w:p>
-          <w:p>
-            <w:pPr>
-              <w:rPr>
-                <w:rFonts w:ascii="Calibri" w:hAnsi="Calibri" w:cs="Calibri"/>
-              </w:rPr>
-            </w:pPr>
+            <w:r>
+              <w:rPr>
+                <w:rFonts w:ascii="Calibri" w:hAnsi="Calibri" w:cs="Calibri"/>
+              </w:rPr>
+              <w:t>Patel</w:t>
+            </w:r>
           </w:p>
         </w:tc>
         <w:tc>
@@ -1102,15 +1170,14 @@
               <w:rPr>
                 <w:rFonts w:ascii="Calibri" w:hAnsi="Calibri" w:cs="Calibri"/>
               </w:rPr>
-              <w:t>Minutes circulation to: All Team members</w:t>
+              <w:t xml:space="preserve">Minutes circulation to: </w:t>
             </w:r>
-          </w:p>
-          <w:p>
-            <w:pPr>
-              <w:rPr>
-                <w:rFonts w:ascii="Calibri" w:hAnsi="Calibri" w:cs="Calibri"/>
-              </w:rPr>
-            </w:pPr>
+            <w:r>
+              <w:rPr>
+                <w:rFonts w:ascii="Calibri" w:hAnsi="Calibri" w:cs="Calibri"/>
+              </w:rPr>
+              <w:t>Project Team</w:t>
+            </w:r>
           </w:p>
         </w:tc>
       </w:tr>
@@ -1129,6 +1196,21 @@
           <w:b/>
         </w:rPr>
       </w:pPr>
+    </w:p>
+    <w:p>
+      <w:pPr>
+        <w:rPr>
+          <w:rFonts w:ascii="Calibri" w:hAnsi="Calibri" w:cs="Calibri"/>
+          <w:b/>
+        </w:rPr>
+      </w:pPr>
+      <w:r>
+        <w:rPr>
+          <w:rFonts w:ascii="Calibri" w:hAnsi="Calibri" w:cs="Calibri"/>
+          <w:b/>
+        </w:rPr>
+        <w:br w:type="page"/>
+      </w:r>
     </w:p>
     <w:p>
       <w:pPr>
@@ -1374,6 +1456,9 @@
           <w:p>
             <w:pPr>
               <w:spacing w:line="259" w:lineRule="auto"/>
+              <w:rPr>
+                <w:rFonts w:ascii="Calibri" w:hAnsi="Calibri" w:cs="Calibri"/>
+              </w:rPr>
             </w:pPr>
             <w:r>
               <w:rPr>
@@ -1457,7 +1542,13 @@
               <w:rPr>
                 <w:rFonts w:ascii="Calibri" w:hAnsi="Calibri" w:cs="Calibri"/>
               </w:rPr>
-              <w:t>Rate issues and/or concerns</w:t>
+              <w:t>Raise</w:t>
+            </w:r>
+            <w:r>
+              <w:rPr>
+                <w:rFonts w:ascii="Calibri" w:hAnsi="Calibri" w:cs="Calibri"/>
+              </w:rPr>
+              <w:t xml:space="preserve"> issues and/or concerns</w:t>
             </w:r>
           </w:p>
         </w:tc>
@@ -1963,13 +2054,6 @@
         </w:rPr>
       </w:pPr>
     </w:p>
-    <w:p>
-      <w:pPr>
-        <w:rPr>
-          <w:rFonts w:ascii="Calibri" w:hAnsi="Calibri" w:cs="Calibri"/>
-        </w:rPr>
-      </w:pPr>
-    </w:p>
     <w:tbl>
       <w:tblPr>
         <w:tblW w:w="9990" w:type="dxa"/>
@@ -1993,7 +2077,6 @@
           <w:tcPr>
             <w:tcW w:w="540" w:type="dxa"/>
             <w:shd w:val="clear" w:color="auto" w:fill="D1D1D1"/>
-            <w:vAlign w:val="center"/>
           </w:tcPr>
           <w:p>
             <w:pPr>
@@ -2049,7 +2132,6 @@
         <w:tc>
           <w:tcPr>
             <w:tcW w:w="540" w:type="dxa"/>
-            <w:vAlign w:val="center"/>
           </w:tcPr>
           <w:p>
             <w:pPr>
@@ -2079,11 +2161,40 @@
               <w:rPr>
                 <w:rFonts w:ascii="Calibri" w:hAnsi="Calibri" w:cs="Calibri"/>
               </w:rPr>
-              <w:t xml:space="preserve">- Looking at the generic view of the Data Analysis </w:t>
+              <w:t xml:space="preserve">Looking at the generic view of the </w:t>
+            </w:r>
+            <w:r>
+              <w:rPr>
+                <w:rFonts w:ascii="Calibri" w:hAnsi="Calibri" w:cs="Calibri"/>
+              </w:rPr>
+              <w:t>d</w:t>
+            </w:r>
+            <w:r>
+              <w:rPr>
+                <w:rFonts w:ascii="Calibri" w:hAnsi="Calibri" w:cs="Calibri"/>
+              </w:rPr>
+              <w:t xml:space="preserve">ata </w:t>
+            </w:r>
+            <w:r>
+              <w:rPr>
+                <w:rFonts w:ascii="Calibri" w:hAnsi="Calibri" w:cs="Calibri"/>
+              </w:rPr>
+              <w:t>a</w:t>
+            </w:r>
+            <w:r>
+              <w:rPr>
+                <w:rFonts w:ascii="Calibri" w:hAnsi="Calibri" w:cs="Calibri"/>
+              </w:rPr>
+              <w:t xml:space="preserve">nalysis </w:t>
             </w:r>
           </w:p>
           <w:p>
             <w:pPr>
+              <w:pStyle w:val="ListParagraph"/>
+              <w:numPr>
+                <w:ilvl w:val="0"/>
+                <w:numId w:val="33"/>
+              </w:numPr>
               <w:rPr>
                 <w:rFonts w:ascii="Calibri" w:hAnsi="Calibri" w:cs="Calibri"/>
               </w:rPr>
@@ -2092,235 +2203,19 @@
               <w:rPr>
                 <w:rFonts w:ascii="Calibri" w:hAnsi="Calibri" w:cs="Calibri"/>
               </w:rPr>
-              <w:tab/>
-              <w:t>- Ubuntu is better (Statistically? or in</w:t>
+              <w:t>Ubuntu is better (</w:t>
             </w:r>
             <w:r>
               <w:rPr>
                 <w:rFonts w:ascii="Calibri" w:hAnsi="Calibri" w:cs="Calibri"/>
               </w:rPr>
-              <w:t xml:space="preserve"> </w:t>
+              <w:t>s</w:t>
             </w:r>
             <w:r>
               <w:rPr>
                 <w:rFonts w:ascii="Calibri" w:hAnsi="Calibri" w:cs="Calibri"/>
               </w:rPr>
-              <w:t xml:space="preserve">terms of just in general) </w:t>
-            </w:r>
-          </w:p>
-          <w:p>
-            <w:pPr>
-              <w:rPr>
-                <w:rFonts w:ascii="Calibri" w:hAnsi="Calibri" w:cs="Calibri"/>
-              </w:rPr>
-            </w:pPr>
-          </w:p>
-          <w:p>
-            <w:pPr>
-              <w:rPr>
-                <w:rFonts w:ascii="Calibri" w:hAnsi="Calibri" w:cs="Calibri"/>
-              </w:rPr>
-            </w:pPr>
-            <w:r>
-              <w:rPr>
-                <w:rFonts w:ascii="Calibri" w:hAnsi="Calibri" w:cs="Calibri"/>
-              </w:rPr>
-              <w:t xml:space="preserve">- Out of Scope Section is necessary to ensure all the readers are aware of the project scope </w:t>
-            </w:r>
-          </w:p>
-          <w:p>
-            <w:pPr>
-              <w:rPr>
-                <w:rFonts w:ascii="Calibri" w:hAnsi="Calibri" w:cs="Calibri"/>
-              </w:rPr>
-            </w:pPr>
-          </w:p>
-          <w:p>
-            <w:pPr>
-              <w:rPr>
-                <w:rFonts w:ascii="Calibri" w:hAnsi="Calibri" w:cs="Calibri"/>
-              </w:rPr>
-            </w:pPr>
-            <w:r>
-              <w:rPr>
-                <w:rFonts w:ascii="Calibri" w:hAnsi="Calibri" w:cs="Calibri"/>
-              </w:rPr>
-              <w:t>- Mockup Poster Draft:</w:t>
-            </w:r>
-          </w:p>
-          <w:p>
-            <w:pPr>
-              <w:rPr>
-                <w:rFonts w:ascii="Calibri" w:hAnsi="Calibri" w:cs="Calibri"/>
-              </w:rPr>
-            </w:pPr>
-            <w:r>
-              <w:rPr>
-                <w:rFonts w:ascii="Calibri" w:hAnsi="Calibri" w:cs="Calibri"/>
-              </w:rPr>
-              <w:tab/>
-              <w:t xml:space="preserve">- Project Methodology Diagram: </w:t>
-            </w:r>
-          </w:p>
-          <w:p>
-            <w:pPr>
-              <w:rPr>
-                <w:rFonts w:ascii="Calibri" w:hAnsi="Calibri" w:cs="Calibri"/>
-              </w:rPr>
-            </w:pPr>
-            <w:r>
-              <w:rPr>
-                <w:rFonts w:ascii="Calibri" w:hAnsi="Calibri" w:cs="Calibri"/>
-              </w:rPr>
-              <w:tab/>
-              <w:t>- Throughput and Delay (2 Graphs maximum on the poster)</w:t>
-            </w:r>
-          </w:p>
-          <w:p>
-            <w:pPr>
-              <w:rPr>
-                <w:rFonts w:ascii="Calibri" w:hAnsi="Calibri" w:cs="Calibri"/>
-              </w:rPr>
-            </w:pPr>
-          </w:p>
-          <w:p>
-            <w:pPr>
-              <w:rPr>
-                <w:rFonts w:ascii="Calibri" w:hAnsi="Calibri" w:cs="Calibri"/>
-              </w:rPr>
-            </w:pPr>
-            <w:r>
-              <w:rPr>
-                <w:rFonts w:ascii="Calibri" w:hAnsi="Calibri" w:cs="Calibri"/>
-              </w:rPr>
-              <w:t>- Ready to show all the work we have done (Other graphs, excel, scripts)</w:t>
-            </w:r>
-          </w:p>
-          <w:p>
-            <w:pPr>
-              <w:rPr>
-                <w:rFonts w:ascii="Calibri" w:hAnsi="Calibri" w:cs="Calibri"/>
-              </w:rPr>
-            </w:pPr>
-            <w:r>
-              <w:rPr>
-                <w:rFonts w:ascii="Calibri" w:hAnsi="Calibri" w:cs="Calibri"/>
-              </w:rPr>
-              <w:t xml:space="preserve">- Know basic characteristics of the Networking protocols (TCP, UDP) for explanation on why the graph is like this or that. </w:t>
-            </w:r>
-          </w:p>
-          <w:p>
-            <w:pPr>
-              <w:rPr>
-                <w:rFonts w:ascii="Calibri" w:hAnsi="Calibri" w:cs="Calibri"/>
-              </w:rPr>
-            </w:pPr>
-          </w:p>
-          <w:p>
-            <w:pPr>
-              <w:rPr>
-                <w:rFonts w:ascii="Calibri" w:hAnsi="Calibri" w:cs="Calibri"/>
-              </w:rPr>
-            </w:pPr>
-            <w:r>
-              <w:rPr>
-                <w:rFonts w:ascii="Calibri" w:hAnsi="Calibri" w:cs="Calibri"/>
-              </w:rPr>
-              <w:t>- Doesn't need to explain the details behind the reasoning or what's causing the data result</w:t>
-            </w:r>
-          </w:p>
-          <w:p>
-            <w:pPr>
-              <w:rPr>
-                <w:rFonts w:ascii="Calibri" w:hAnsi="Calibri" w:cs="Calibri"/>
-              </w:rPr>
-            </w:pPr>
-            <w:r>
-              <w:rPr>
-                <w:rFonts w:ascii="Calibri" w:hAnsi="Calibri" w:cs="Calibri"/>
-              </w:rPr>
-              <w:t xml:space="preserve">- Be aware of what we are doing to answer any questions regarding the project </w:t>
-            </w:r>
-          </w:p>
-          <w:p>
-            <w:pPr>
-              <w:rPr>
-                <w:rFonts w:ascii="Calibri" w:hAnsi="Calibri" w:cs="Calibri"/>
-              </w:rPr>
-            </w:pPr>
-          </w:p>
-          <w:p>
-            <w:pPr>
-              <w:rPr>
-                <w:rFonts w:ascii="Calibri" w:hAnsi="Calibri" w:cs="Calibri"/>
-              </w:rPr>
-            </w:pPr>
-          </w:p>
-          <w:p>
-            <w:pPr>
-              <w:rPr>
-                <w:rFonts w:ascii="Calibri" w:hAnsi="Calibri" w:cs="Calibri"/>
-              </w:rPr>
-            </w:pPr>
-            <w:r>
-              <w:rPr>
-                <w:rFonts w:ascii="Calibri" w:hAnsi="Calibri" w:cs="Calibri"/>
-              </w:rPr>
-              <w:t xml:space="preserve">Methodology: </w:t>
-            </w:r>
-          </w:p>
-          <w:p>
-            <w:pPr>
-              <w:rPr>
-                <w:rFonts w:ascii="Calibri" w:hAnsi="Calibri" w:cs="Calibri"/>
-              </w:rPr>
-            </w:pPr>
-            <w:r>
-              <w:rPr>
-                <w:rFonts w:ascii="Calibri" w:hAnsi="Calibri" w:cs="Calibri"/>
-              </w:rPr>
-              <w:tab/>
-              <w:t xml:space="preserve">- Tasks and Documents </w:t>
-            </w:r>
-          </w:p>
-          <w:p>
-            <w:pPr>
-              <w:rPr>
-                <w:rFonts w:ascii="Calibri" w:hAnsi="Calibri" w:cs="Calibri"/>
-              </w:rPr>
-            </w:pPr>
-            <w:r>
-              <w:rPr>
-                <w:rFonts w:ascii="Calibri" w:hAnsi="Calibri" w:cs="Calibri"/>
-              </w:rPr>
-              <w:tab/>
-              <w:t xml:space="preserve">- Outside of that is out of scope... (not supported in the project) </w:t>
-            </w:r>
-          </w:p>
-          <w:p>
-            <w:pPr>
-              <w:rPr>
-                <w:rFonts w:ascii="Calibri" w:hAnsi="Calibri" w:cs="Calibri"/>
-              </w:rPr>
-            </w:pPr>
-            <w:r>
-              <w:rPr>
-                <w:rFonts w:ascii="Calibri" w:hAnsi="Calibri" w:cs="Calibri"/>
-              </w:rPr>
-              <w:tab/>
-            </w:r>
-          </w:p>
-          <w:p>
-            <w:pPr>
-              <w:rPr>
-                <w:rFonts w:ascii="Calibri" w:hAnsi="Calibri" w:cs="Calibri"/>
-              </w:rPr>
-            </w:pPr>
-            <w:r>
-              <w:rPr>
-                <w:rFonts w:ascii="Calibri" w:hAnsi="Calibri" w:cs="Calibri"/>
-              </w:rPr>
-              <w:t>- Latest Raw Data and Excel Sheets included in the portfolio</w:t>
+              <w:t xml:space="preserve">tatistically) </w:t>
             </w:r>
           </w:p>
         </w:tc>
@@ -2329,7 +2224,6 @@
         <w:tc>
           <w:tcPr>
             <w:tcW w:w="540" w:type="dxa"/>
-            <w:vAlign w:val="center"/>
           </w:tcPr>
           <w:p>
             <w:pPr>
@@ -2337,7 +2231,7 @@
                 <w:ilvl w:val="0"/>
                 <w:numId w:val="28"/>
               </w:numPr>
-              <w:ind w:left="342"/>
+              <w:ind w:left="346"/>
               <w:rPr>
                 <w:rFonts w:ascii="Calibri" w:hAnsi="Calibri" w:cs="Calibri"/>
               </w:rPr>
@@ -2355,6 +2249,12 @@
                 <w:rFonts w:ascii="Calibri" w:hAnsi="Calibri" w:cs="Calibri"/>
               </w:rPr>
             </w:pPr>
+            <w:r>
+              <w:rPr>
+                <w:rFonts w:ascii="Calibri" w:hAnsi="Calibri" w:cs="Calibri"/>
+              </w:rPr>
+              <w:t>Out of Scope Section is necessary to ensure all the readers are aware of the project scope</w:t>
+            </w:r>
           </w:p>
         </w:tc>
       </w:tr>
@@ -2362,7 +2262,6 @@
         <w:tc>
           <w:tcPr>
             <w:tcW w:w="540" w:type="dxa"/>
-            <w:vAlign w:val="center"/>
           </w:tcPr>
           <w:p>
             <w:pPr>
@@ -2370,7 +2269,7 @@
                 <w:ilvl w:val="0"/>
                 <w:numId w:val="28"/>
               </w:numPr>
-              <w:ind w:left="342"/>
+              <w:ind w:left="346"/>
               <w:rPr>
                 <w:rFonts w:ascii="Calibri" w:hAnsi="Calibri" w:cs="Calibri"/>
               </w:rPr>
@@ -2388,6 +2287,48 @@
                 <w:rFonts w:ascii="Calibri" w:hAnsi="Calibri" w:cs="Calibri"/>
               </w:rPr>
             </w:pPr>
+            <w:r>
+              <w:rPr>
+                <w:rFonts w:ascii="Calibri" w:hAnsi="Calibri" w:cs="Calibri"/>
+              </w:rPr>
+              <w:t>Mockup Poster Draft:</w:t>
+            </w:r>
+          </w:p>
+          <w:p>
+            <w:pPr>
+              <w:pStyle w:val="ListParagraph"/>
+              <w:numPr>
+                <w:ilvl w:val="0"/>
+                <w:numId w:val="33"/>
+              </w:numPr>
+              <w:rPr>
+                <w:rFonts w:ascii="Calibri" w:hAnsi="Calibri" w:cs="Calibri"/>
+              </w:rPr>
+            </w:pPr>
+            <w:r>
+              <w:rPr>
+                <w:rFonts w:ascii="Calibri" w:hAnsi="Calibri" w:cs="Calibri"/>
+              </w:rPr>
+              <w:t xml:space="preserve">Project Methodology Diagram: </w:t>
+            </w:r>
+          </w:p>
+          <w:p>
+            <w:pPr>
+              <w:pStyle w:val="ListParagraph"/>
+              <w:numPr>
+                <w:ilvl w:val="0"/>
+                <w:numId w:val="33"/>
+              </w:numPr>
+              <w:rPr>
+                <w:rFonts w:ascii="Calibri" w:hAnsi="Calibri" w:cs="Calibri"/>
+              </w:rPr>
+            </w:pPr>
+            <w:r>
+              <w:rPr>
+                <w:rFonts w:ascii="Calibri" w:hAnsi="Calibri" w:cs="Calibri"/>
+              </w:rPr>
+              <w:t>Throughput and Delay (2 graphs maximum on the poster)</w:t>
+            </w:r>
           </w:p>
         </w:tc>
       </w:tr>
@@ -2395,7 +2336,6 @@
         <w:tc>
           <w:tcPr>
             <w:tcW w:w="540" w:type="dxa"/>
-            <w:vAlign w:val="center"/>
           </w:tcPr>
           <w:p>
             <w:pPr>
@@ -2403,7 +2343,7 @@
                 <w:ilvl w:val="0"/>
                 <w:numId w:val="28"/>
               </w:numPr>
-              <w:ind w:left="342"/>
+              <w:ind w:left="346"/>
               <w:rPr>
                 <w:rFonts w:ascii="Calibri" w:hAnsi="Calibri" w:cs="Calibri"/>
               </w:rPr>
@@ -2421,6 +2361,171 @@
                 <w:rFonts w:ascii="Calibri" w:hAnsi="Calibri" w:cs="Calibri"/>
               </w:rPr>
             </w:pPr>
+            <w:r>
+              <w:rPr>
+                <w:rFonts w:ascii="Calibri" w:hAnsi="Calibri" w:cs="Calibri"/>
+              </w:rPr>
+              <w:t>Ready to show all the work we have done (other graphs, excel, scripts)</w:t>
+            </w:r>
+          </w:p>
+          <w:p>
+            <w:pPr>
+              <w:rPr>
+                <w:rFonts w:ascii="Calibri" w:hAnsi="Calibri" w:cs="Calibri"/>
+              </w:rPr>
+            </w:pPr>
+            <w:r>
+              <w:rPr>
+                <w:rFonts w:ascii="Calibri" w:hAnsi="Calibri" w:cs="Calibri"/>
+              </w:rPr>
+              <w:t>Know basic characteristics of the networking protocols (TCP, UDP) for explanation on why the graph is like this or that.</w:t>
+            </w:r>
+          </w:p>
+        </w:tc>
+      </w:tr>
+      <w:tr>
+        <w:tc>
+          <w:tcPr>
+            <w:tcW w:w="540" w:type="dxa"/>
+          </w:tcPr>
+          <w:p>
+            <w:pPr>
+              <w:numPr>
+                <w:ilvl w:val="0"/>
+                <w:numId w:val="28"/>
+              </w:numPr>
+              <w:ind w:left="346"/>
+              <w:rPr>
+                <w:rFonts w:ascii="Calibri" w:hAnsi="Calibri" w:cs="Calibri"/>
+              </w:rPr>
+            </w:pPr>
+          </w:p>
+        </w:tc>
+        <w:tc>
+          <w:tcPr>
+            <w:tcW w:w="9450" w:type="dxa"/>
+            <w:vAlign w:val="center"/>
+          </w:tcPr>
+          <w:p>
+            <w:pPr>
+              <w:rPr>
+                <w:rFonts w:ascii="Calibri" w:hAnsi="Calibri" w:cs="Calibri"/>
+              </w:rPr>
+            </w:pPr>
+            <w:r>
+              <w:rPr>
+                <w:rFonts w:ascii="Calibri" w:hAnsi="Calibri" w:cs="Calibri"/>
+              </w:rPr>
+              <w:t>Don't need to explain the details behind the reasoning or what's causing the data result</w:t>
+            </w:r>
+          </w:p>
+          <w:p>
+            <w:pPr>
+              <w:rPr>
+                <w:rFonts w:ascii="Calibri" w:hAnsi="Calibri" w:cs="Calibri"/>
+              </w:rPr>
+            </w:pPr>
+            <w:r>
+              <w:rPr>
+                <w:rFonts w:ascii="Calibri" w:hAnsi="Calibri" w:cs="Calibri"/>
+              </w:rPr>
+              <w:t xml:space="preserve">Be aware of what we are doing to answer any questions regarding the project </w:t>
+            </w:r>
+          </w:p>
+        </w:tc>
+      </w:tr>
+      <w:tr>
+        <w:tc>
+          <w:tcPr>
+            <w:tcW w:w="540" w:type="dxa"/>
+          </w:tcPr>
+          <w:p>
+            <w:pPr>
+              <w:numPr>
+                <w:ilvl w:val="0"/>
+                <w:numId w:val="28"/>
+              </w:numPr>
+              <w:ind w:left="346"/>
+              <w:rPr>
+                <w:rFonts w:ascii="Calibri" w:hAnsi="Calibri" w:cs="Calibri"/>
+              </w:rPr>
+            </w:pPr>
+          </w:p>
+        </w:tc>
+        <w:tc>
+          <w:tcPr>
+            <w:tcW w:w="9450" w:type="dxa"/>
+            <w:vAlign w:val="center"/>
+          </w:tcPr>
+          <w:p>
+            <w:pPr>
+              <w:rPr>
+                <w:rFonts w:ascii="Calibri" w:hAnsi="Calibri" w:cs="Calibri"/>
+              </w:rPr>
+            </w:pPr>
+            <w:r>
+              <w:rPr>
+                <w:rFonts w:ascii="Calibri" w:hAnsi="Calibri" w:cs="Calibri"/>
+              </w:rPr>
+              <w:t xml:space="preserve">Methodology: </w:t>
+            </w:r>
+          </w:p>
+          <w:p>
+            <w:pPr>
+              <w:pStyle w:val="ListParagraph"/>
+              <w:numPr>
+                <w:ilvl w:val="0"/>
+                <w:numId w:val="34"/>
+              </w:numPr>
+              <w:ind w:left="360"/>
+              <w:rPr>
+                <w:rFonts w:ascii="Calibri" w:hAnsi="Calibri" w:cs="Calibri"/>
+              </w:rPr>
+            </w:pPr>
+            <w:r>
+              <w:rPr>
+                <w:rFonts w:ascii="Calibri" w:hAnsi="Calibri" w:cs="Calibri"/>
+              </w:rPr>
+              <w:t xml:space="preserve">Tasks and documents </w:t>
+            </w:r>
+          </w:p>
+          <w:p>
+            <w:pPr>
+              <w:pStyle w:val="ListParagraph"/>
+              <w:numPr>
+                <w:ilvl w:val="0"/>
+                <w:numId w:val="34"/>
+              </w:numPr>
+              <w:ind w:left="360"/>
+              <w:rPr>
+                <w:rFonts w:ascii="Calibri" w:hAnsi="Calibri" w:cs="Calibri"/>
+              </w:rPr>
+            </w:pPr>
+            <w:r>
+              <w:rPr>
+                <w:rFonts w:ascii="Calibri" w:hAnsi="Calibri" w:cs="Calibri"/>
+              </w:rPr>
+              <w:t>Outside of that is out of scope (not supported in the project)</w:t>
+            </w:r>
+          </w:p>
+          <w:p>
+            <w:pPr>
+              <w:pStyle w:val="ListParagraph"/>
+              <w:numPr>
+                <w:ilvl w:val="0"/>
+                <w:numId w:val="34"/>
+              </w:numPr>
+              <w:ind w:left="360"/>
+              <w:rPr>
+                <w:rFonts w:ascii="Calibri" w:hAnsi="Calibri" w:cs="Calibri"/>
+              </w:rPr>
+            </w:pPr>
+            <w:r>
+              <w:rPr>
+                <w:rFonts w:ascii="Calibri" w:hAnsi="Calibri" w:cs="Calibri"/>
+              </w:rPr>
+              <w:t>Latest raw data and Excel sheets included in the portfolio</w:t>
+            </w:r>
           </w:p>
         </w:tc>
       </w:tr>
@@ -2435,6 +2540,21 @@
     </w:p>
     <w:p>
       <w:pPr>
+        <w:rPr>
+          <w:rFonts w:ascii="Calibri" w:hAnsi="Calibri" w:cs="Calibri"/>
+          <w:b/>
+        </w:rPr>
+      </w:pPr>
+      <w:r>
+        <w:rPr>
+          <w:rFonts w:ascii="Calibri" w:hAnsi="Calibri" w:cs="Calibri"/>
+          <w:b/>
+        </w:rPr>
+        <w:br w:type="page"/>
+      </w:r>
+    </w:p>
+    <w:p>
+      <w:pPr>
         <w:jc w:val="center"/>
         <w:rPr>
           <w:rFonts w:ascii="Calibri" w:hAnsi="Calibri" w:cs="Calibri"/>
@@ -2446,6 +2566,7 @@
           <w:rFonts w:ascii="Calibri" w:hAnsi="Calibri" w:cs="Calibri"/>
           <w:b/>
         </w:rPr>
+        <w:lastRenderedPageBreak/>
         <w:t>Summary of Action Items</w:t>
       </w:r>
     </w:p>
@@ -2472,8 +2593,8 @@
       </w:tblPr>
       <w:tblGrid>
         <w:gridCol w:w="537"/>
-        <w:gridCol w:w="5324"/>
-        <w:gridCol w:w="1522"/>
+        <w:gridCol w:w="4595"/>
+        <w:gridCol w:w="2251"/>
         <w:gridCol w:w="2607"/>
       </w:tblGrid>
       <w:tr>
@@ -2500,7 +2621,7 @@
         </w:tc>
         <w:tc>
           <w:tcPr>
-            <w:tcW w:w="5324" w:type="dxa"/>
+            <w:tcW w:w="4595" w:type="dxa"/>
             <w:shd w:val="clear" w:color="auto" w:fill="D9D9D9"/>
           </w:tcPr>
           <w:p>
@@ -2521,7 +2642,7 @@
         </w:tc>
         <w:tc>
           <w:tcPr>
-            <w:tcW w:w="1522" w:type="dxa"/>
+            <w:tcW w:w="2251" w:type="dxa"/>
             <w:shd w:val="clear" w:color="auto" w:fill="D9D9D9"/>
           </w:tcPr>
           <w:p>
@@ -2583,7 +2704,7 @@
         </w:tc>
         <w:tc>
           <w:tcPr>
-            <w:tcW w:w="5324" w:type="dxa"/>
+            <w:tcW w:w="4595" w:type="dxa"/>
             <w:vAlign w:val="center"/>
           </w:tcPr>
           <w:p>
@@ -2602,7 +2723,7 @@
         </w:tc>
         <w:tc>
           <w:tcPr>
-            <w:tcW w:w="1522" w:type="dxa"/>
+            <w:tcW w:w="2251" w:type="dxa"/>
             <w:vAlign w:val="center"/>
           </w:tcPr>
           <w:p>
@@ -2658,7 +2779,7 @@
         </w:tc>
         <w:tc>
           <w:tcPr>
-            <w:tcW w:w="5324" w:type="dxa"/>
+            <w:tcW w:w="4595" w:type="dxa"/>
             <w:vAlign w:val="center"/>
           </w:tcPr>
           <w:p>
@@ -2677,7 +2798,7 @@
         </w:tc>
         <w:tc>
           <w:tcPr>
-            <w:tcW w:w="1522" w:type="dxa"/>
+            <w:tcW w:w="2251" w:type="dxa"/>
             <w:vAlign w:val="center"/>
           </w:tcPr>
           <w:p>
@@ -2690,135 +2811,8 @@
               <w:rPr>
                 <w:rFonts w:ascii="Calibri" w:hAnsi="Calibri" w:cs="Calibri"/>
               </w:rPr>
-              <w:t>Win Phyo, Nathan, Larissa</w:t>
+              <w:t>Win, Nathan, Larissa</w:t>
             </w:r>
-          </w:p>
-        </w:tc>
-        <w:tc>
-          <w:tcPr>
-            <w:tcW w:w="2607" w:type="dxa"/>
-            <w:vAlign w:val="center"/>
-          </w:tcPr>
-          <w:p>
-            <w:pPr>
-              <w:rPr>
-                <w:rFonts w:ascii="Calibri" w:hAnsi="Calibri" w:cs="Calibri"/>
-              </w:rPr>
-            </w:pPr>
-          </w:p>
-        </w:tc>
-      </w:tr>
-      <w:tr>
-        <w:trPr>
-          <w:trHeight w:val="300"/>
-        </w:trPr>
-        <w:tc>
-          <w:tcPr>
-            <w:tcW w:w="537" w:type="dxa"/>
-            <w:vAlign w:val="center"/>
-          </w:tcPr>
-          <w:p>
-            <w:pPr>
-              <w:rPr>
-                <w:rFonts w:ascii="Calibri" w:hAnsi="Calibri" w:cs="Calibri"/>
-              </w:rPr>
-            </w:pPr>
-            <w:r>
-              <w:rPr>
-                <w:rFonts w:ascii="Calibri" w:hAnsi="Calibri" w:cs="Calibri"/>
-              </w:rPr>
-              <w:t>3.</w:t>
-            </w:r>
-          </w:p>
-        </w:tc>
-        <w:tc>
-          <w:tcPr>
-            <w:tcW w:w="5324" w:type="dxa"/>
-            <w:vAlign w:val="center"/>
-          </w:tcPr>
-          <w:p>
-            <w:pPr>
-              <w:pStyle w:val="ListParagraph"/>
-              <w:rPr>
-                <w:rFonts w:ascii="Calibri" w:hAnsi="Calibri" w:cs="Calibri"/>
-              </w:rPr>
-            </w:pPr>
-          </w:p>
-        </w:tc>
-        <w:tc>
-          <w:tcPr>
-            <w:tcW w:w="1522" w:type="dxa"/>
-            <w:vAlign w:val="center"/>
-          </w:tcPr>
-          <w:p>
-            <w:pPr>
-              <w:rPr>
-                <w:rFonts w:ascii="Calibri" w:hAnsi="Calibri" w:cs="Calibri"/>
-              </w:rPr>
-            </w:pPr>
-          </w:p>
-        </w:tc>
-        <w:tc>
-          <w:tcPr>
-            <w:tcW w:w="2607" w:type="dxa"/>
-            <w:vAlign w:val="center"/>
-          </w:tcPr>
-          <w:p>
-            <w:pPr>
-              <w:rPr>
-                <w:rFonts w:ascii="Calibri" w:hAnsi="Calibri" w:cs="Calibri"/>
-              </w:rPr>
-            </w:pPr>
-          </w:p>
-        </w:tc>
-      </w:tr>
-      <w:tr>
-        <w:trPr>
-          <w:trHeight w:val="300"/>
-        </w:trPr>
-        <w:tc>
-          <w:tcPr>
-            <w:tcW w:w="537" w:type="dxa"/>
-            <w:vAlign w:val="center"/>
-          </w:tcPr>
-          <w:p>
-            <w:pPr>
-              <w:rPr>
-                <w:rFonts w:ascii="Calibri" w:hAnsi="Calibri" w:cs="Calibri"/>
-              </w:rPr>
-            </w:pPr>
-            <w:r>
-              <w:rPr>
-                <w:rFonts w:ascii="Calibri" w:hAnsi="Calibri" w:cs="Calibri"/>
-              </w:rPr>
-              <w:t>4.</w:t>
-            </w:r>
-          </w:p>
-        </w:tc>
-        <w:tc>
-          <w:tcPr>
-            <w:tcW w:w="5324" w:type="dxa"/>
-            <w:vAlign w:val="center"/>
-          </w:tcPr>
-          <w:p>
-            <w:pPr>
-              <w:rPr>
-                <w:rFonts w:ascii="Calibri" w:hAnsi="Calibri" w:cs="Calibri"/>
-              </w:rPr>
-            </w:pPr>
-          </w:p>
-        </w:tc>
-        <w:tc>
-          <w:tcPr>
-            <w:tcW w:w="1522" w:type="dxa"/>
-            <w:vAlign w:val="center"/>
-          </w:tcPr>
-          <w:p>
-            <w:pPr>
-              <w:rPr>
-                <w:rFonts w:ascii="Calibri" w:hAnsi="Calibri" w:cs="Calibri"/>
-              </w:rPr>
-            </w:pPr>
           </w:p>
         </w:tc>
         <w:tc>
@@ -2894,7 +2888,7 @@
       </w:tblGrid>
       <w:tr>
         <w:trPr>
-          <w:trHeight w:val="577"/>
+          <w:trHeight w:val="60"/>
         </w:trPr>
         <w:tc>
           <w:tcPr>
@@ -2921,18 +2915,21 @@
             <w:r>
               <w:rPr>
                 <w:rFonts w:ascii="Calibri" w:hAnsi="Calibri" w:cs="Calibri"/>
-                <w:b/>
-                <w:bCs/>
-              </w:rPr>
-              <w:t>16/10/25</w:t>
+              </w:rPr>
+              <w:t>16/10/</w:t>
             </w:r>
-          </w:p>
-          <w:p>
-            <w:pPr>
-              <w:rPr>
-                <w:rFonts w:ascii="Calibri" w:hAnsi="Calibri" w:cs="Calibri"/>
-              </w:rPr>
-            </w:pPr>
+            <w:r>
+              <w:rPr>
+                <w:rFonts w:ascii="Calibri" w:hAnsi="Calibri" w:cs="Calibri"/>
+              </w:rPr>
+              <w:t>20</w:t>
+            </w:r>
+            <w:r>
+              <w:rPr>
+                <w:rFonts w:ascii="Calibri" w:hAnsi="Calibri" w:cs="Calibri"/>
+              </w:rPr>
+              <w:t>25</w:t>
+            </w:r>
           </w:p>
         </w:tc>
         <w:tc>
@@ -2959,18 +2956,15 @@
             <w:r>
               <w:rPr>
                 <w:rFonts w:ascii="Calibri" w:hAnsi="Calibri" w:cs="Calibri"/>
-                <w:b/>
-                <w:bCs/>
-              </w:rPr>
-              <w:t>1:30 PM</w:t>
+              </w:rPr>
+              <w:t>1:30</w:t>
             </w:r>
-          </w:p>
-          <w:p>
-            <w:pPr>
-              <w:rPr>
-                <w:rFonts w:ascii="Calibri" w:hAnsi="Calibri" w:cs="Calibri"/>
-              </w:rPr>
-            </w:pPr>
+            <w:r>
+              <w:rPr>
+                <w:rFonts w:ascii="Calibri" w:hAnsi="Calibri" w:cs="Calibri"/>
+              </w:rPr>
+              <w:t>pm</w:t>
+            </w:r>
           </w:p>
         </w:tc>
       </w:tr>
@@ -3084,70 +3078,6 @@
               </w:rPr>
               <w:t xml:space="preserve">Poster feedback </w:t>
             </w:r>
-          </w:p>
-        </w:tc>
-      </w:tr>
-      <w:tr>
-        <w:trPr>
-          <w:trHeight w:val="281"/>
-        </w:trPr>
-        <w:tc>
-          <w:tcPr>
-            <w:tcW w:w="10199" w:type="dxa"/>
-            <w:gridSpan w:val="3"/>
-            <w:vAlign w:val="center"/>
-          </w:tcPr>
-          <w:p>
-            <w:pPr>
-              <w:rPr>
-                <w:rFonts w:ascii="Calibri" w:hAnsi="Calibri" w:cs="Calibri"/>
-                <w:i/>
-              </w:rPr>
-            </w:pPr>
-            <w:r>
-              <w:rPr>
-                <w:rFonts w:ascii="Calibri" w:hAnsi="Calibri" w:cs="Calibri"/>
-                <w:i/>
-              </w:rPr>
-              <w:t>Action Items to be discussed in the next meeting:</w:t>
-            </w:r>
-          </w:p>
-        </w:tc>
-      </w:tr>
-      <w:tr>
-        <w:trPr>
-          <w:trHeight w:val="281"/>
-        </w:trPr>
-        <w:tc>
-          <w:tcPr>
-            <w:tcW w:w="551" w:type="dxa"/>
-            <w:vAlign w:val="center"/>
-          </w:tcPr>
-          <w:p>
-            <w:pPr>
-              <w:numPr>
-                <w:ilvl w:val="0"/>
-                <w:numId w:val="24"/>
-              </w:numPr>
-              <w:ind w:left="245" w:hanging="202"/>
-              <w:rPr>
-                <w:rFonts w:ascii="Calibri" w:hAnsi="Calibri" w:cs="Calibri"/>
-              </w:rPr>
-            </w:pPr>
-          </w:p>
-        </w:tc>
-        <w:tc>
-          <w:tcPr>
-            <w:tcW w:w="9648" w:type="dxa"/>
-            <w:gridSpan w:val="2"/>
-            <w:vAlign w:val="center"/>
-          </w:tcPr>
-          <w:p>
-            <w:pPr>
-              <w:rPr>
-                <w:rFonts w:ascii="Calibri" w:hAnsi="Calibri" w:cs="Calibri"/>
-              </w:rPr>
-            </w:pPr>
           </w:p>
         </w:tc>
       </w:tr>
@@ -3357,12 +3287,11 @@
 <w:hdr xmlns:wpc="http://schemas.microsoft.com/office/word/2010/wordprocessingCanvas" xmlns:cx="http://schemas.microsoft.com/office/drawing/2014/chartex" xmlns:cx1="http://schemas.microsoft.com/office/drawing/2015/9/8/chartex" xmlns:cx2="http://schemas.microsoft.com/office/drawing/2015/10/21/chartex" xmlns:cx3="http://schemas.microsoft.com/office/drawing/2016/5/9/chartex" xmlns:cx4="http://schemas.microsoft.com/office/drawing/2016/5/10/chartex" xmlns:cx5="http://schemas.microsoft.com/office/drawing/2016/5/11/chartex" xmlns:cx6="http://schemas.microsoft.com/office/drawing/2016/5/12/chartex" xmlns:cx7="http://schemas.microsoft.com/office/drawing/2016/5/13/chartex" xmlns:cx8="http://schemas.microsoft.com/office/drawing/2016/5/14/chartex" xmlns:mc="http://schemas.openxmlformats.org/markup-compatibility/2006" xmlns:aink="http://schemas.microsoft.com/office/drawing/2016/ink" xmlns:am3d="http://schemas.microsoft.com/office/drawing/2017/model3d" xmlns:o="urn:schemas-microsoft-com:office:office" xmlns:oel="http://schemas.microsoft.com/office/2019/extlst" xmlns:r="http://schemas.openxmlformats.org/officeDocument/2006/relationships" xmlns:m="http://schemas.openxmlformats.org/officeDocument/2006/math" xmlns:v="urn:schemas-microsoft-com:vml" xmlns:wp14="http://schemas.microsoft.com/office/word/2010/wordprocessingDrawing" xmlns:wp="http://schemas.openxmlformats.org/drawingml/2006/wordprocessingDrawing" xmlns:w10="urn:schemas-microsoft-com:office:word" xmlns:w="http://schemas.openxmlformats.org/wordprocessingml/2006/main" xmlns:w14="http://schemas.microsoft.com/office/word/2010/wordml" xmlns:w15="http://schemas.microsoft.com/office/word/2012/wordml" xmlns:w16cex="http://schemas.microsoft.com/office/word/2018/wordml/cex" xmlns:w16cid="http://schemas.microsoft.com/office/word/2016/wordml/cid" xmlns:w16="http://schemas.microsoft.com/office/word/2018/wordml" xmlns:w16du="http://schemas.microsoft.com/office/word/2023/wordml/word16du" xmlns:w16sdtdh="http://schemas.microsoft.com/office/word/2020/wordml/sdtdatahash" xmlns:w16sdtfl="http://schemas.microsoft.com/office/word/2024/wordml/sdtformatlock" xmlns:w16se="http://schemas.microsoft.com/office/word/2015/wordml/symex" xmlns:wpg="http://schemas.microsoft.com/office/word/2010/wordprocessingGroup" xmlns:wpi="http://schemas.microsoft.com/office/word/2010/wordprocessingInk" xmlns:wne="http://schemas.microsoft.com/office/word/2006/wordml" xmlns:wps="http://schemas.microsoft.com/office/word/2010/wordprocessingShape" mc:Ignorable="w14 w15 w16se w16cid w16 w16cex w16sdtdh w16sdtfl w16du wp14">
   <w:p>
     <w:pPr>
-      <w:pStyle w:val="Header"/>
-      <w:rPr>
-        <w:rFonts w:ascii="Arial" w:hAnsi="Arial" w:cs="Arial"/>
-        <w:b/>
-        <w:sz w:val="32"/>
-        <w:szCs w:val="32"/>
+      <w:pStyle w:val="Title"/>
+      <w:spacing w:before="0"/>
+      <w:rPr>
+        <w:sz w:val="18"/>
+        <w:szCs w:val="18"/>
       </w:rPr>
     </w:pPr>
     <w:r>
@@ -3429,16 +3358,6 @@
         </wp:anchor>
       </w:drawing>
     </w:r>
-  </w:p>
-  <w:p>
-    <w:pPr>
-      <w:pStyle w:val="Title"/>
-      <w:rPr>
-        <w:color w:val="339FAD"/>
-        <w:sz w:val="18"/>
-        <w:szCs w:val="18"/>
-      </w:rPr>
-    </w:pPr>
     <w:r>
       <w:rPr>
         <w:color w:val="339FAD"/>
@@ -4146,6 +4065,119 @@
     </w:lvl>
   </w:abstractNum>
   <w:abstractNum w:abstractNumId="7" w15:restartNumberingAfterBreak="0">
+    <w:nsid w:val="19C016D3"/>
+    <w:multiLevelType w:val="hybridMultilevel"/>
+    <w:tmpl w:val="109A4AB6"/>
+    <w:lvl w:ilvl="0" w:tplc="14090001">
+      <w:start w:val="1"/>
+      <w:numFmt w:val="bullet"/>
+      <w:lvlText w:val=""/>
+      <w:lvlJc w:val="left"/>
+      <w:pPr>
+        <w:ind w:left="720" w:hanging="360"/>
+      </w:pPr>
+      <w:rPr>
+        <w:rFonts w:ascii="Symbol" w:hAnsi="Symbol" w:hint="default"/>
+      </w:rPr>
+    </w:lvl>
+    <w:lvl w:ilvl="1" w:tplc="14090003" w:tentative="1">
+      <w:start w:val="1"/>
+      <w:numFmt w:val="bullet"/>
+      <w:lvlText w:val="o"/>
+      <w:lvlJc w:val="left"/>
+      <w:pPr>
+        <w:ind w:left="1440" w:hanging="360"/>
+      </w:pPr>
+      <w:rPr>
+        <w:rFonts w:ascii="Courier New" w:hAnsi="Courier New" w:cs="Courier New" w:hint="default"/>
+      </w:rPr>
+    </w:lvl>
+    <w:lvl w:ilvl="2" w:tplc="14090005" w:tentative="1">
+      <w:start w:val="1"/>
+      <w:numFmt w:val="bullet"/>
+      <w:lvlText w:val=""/>
+      <w:lvlJc w:val="left"/>
+      <w:pPr>
+        <w:ind w:left="2160" w:hanging="360"/>
+      </w:pPr>
+      <w:rPr>
+        <w:rFonts w:ascii="Wingdings" w:hAnsi="Wingdings" w:hint="default"/>
+      </w:rPr>
+    </w:lvl>
+    <w:lvl w:ilvl="3" w:tplc="14090001" w:tentative="1">
+      <w:start w:val="1"/>
+      <w:numFmt w:val="bullet"/>
+      <w:lvlText w:val=""/>
+      <w:lvlJc w:val="left"/>
+      <w:pPr>
+        <w:ind w:left="2880" w:hanging="360"/>
+      </w:pPr>
+      <w:rPr>
+        <w:rFonts w:ascii="Symbol" w:hAnsi="Symbol" w:hint="default"/>
+      </w:rPr>
+    </w:lvl>
+    <w:lvl w:ilvl="4" w:tplc="14090003" w:tentative="1">
+      <w:start w:val="1"/>
+      <w:numFmt w:val="bullet"/>
+      <w:lvlText w:val="o"/>
+      <w:lvlJc w:val="left"/>
+      <w:pPr>
+        <w:ind w:left="3600" w:hanging="360"/>
+      </w:pPr>
+      <w:rPr>
+        <w:rFonts w:ascii="Courier New" w:hAnsi="Courier New" w:cs="Courier New" w:hint="default"/>
+      </w:rPr>
+    </w:lvl>
+    <w:lvl w:ilvl="5" w:tplc="14090005" w:tentative="1">
+      <w:start w:val="1"/>
+      <w:numFmt w:val="bullet"/>
+      <w:lvlText w:val=""/>
+      <w:lvlJc w:val="left"/>
+      <w:pPr>
+        <w:ind w:left="4320" w:hanging="360"/>
+      </w:pPr>
+      <w:rPr>
+        <w:rFonts w:ascii="Wingdings" w:hAnsi="Wingdings" w:hint="default"/>
+      </w:rPr>
+    </w:lvl>
+    <w:lvl w:ilvl="6" w:tplc="14090001" w:tentative="1">
+      <w:start w:val="1"/>
+      <w:numFmt w:val="bullet"/>
+      <w:lvlText w:val=""/>
+      <w:lvlJc w:val="left"/>
+      <w:pPr>
+        <w:ind w:left="5040" w:hanging="360"/>
+      </w:pPr>
+      <w:rPr>
+        <w:rFonts w:ascii="Symbol" w:hAnsi="Symbol" w:hint="default"/>
+      </w:rPr>
+    </w:lvl>
+    <w:lvl w:ilvl="7" w:tplc="14090003" w:tentative="1">
+      <w:start w:val="1"/>
+      <w:numFmt w:val="bullet"/>
+      <w:lvlText w:val="o"/>
+      <w:lvlJc w:val="left"/>
+      <w:pPr>
+        <w:ind w:left="5760" w:hanging="360"/>
+      </w:pPr>
+      <w:rPr>
+        <w:rFonts w:ascii="Courier New" w:hAnsi="Courier New" w:cs="Courier New" w:hint="default"/>
+      </w:rPr>
+    </w:lvl>
+    <w:lvl w:ilvl="8" w:tplc="14090005" w:tentative="1">
+      <w:start w:val="1"/>
+      <w:numFmt w:val="bullet"/>
+      <w:lvlText w:val=""/>
+      <w:lvlJc w:val="left"/>
+      <w:pPr>
+        <w:ind w:left="6480" w:hanging="360"/>
+      </w:pPr>
+      <w:rPr>
+        <w:rFonts w:ascii="Wingdings" w:hAnsi="Wingdings" w:hint="default"/>
+      </w:rPr>
+    </w:lvl>
+  </w:abstractNum>
+  <w:abstractNum w:abstractNumId="8" w15:restartNumberingAfterBreak="0">
     <w:nsid w:val="2CE95D4B"/>
     <w:multiLevelType w:val="multilevel"/>
     <w:tmpl w:val="320EB286"/>
@@ -4234,7 +4266,7 @@
       </w:pPr>
     </w:lvl>
   </w:abstractNum>
-  <w:abstractNum w:abstractNumId="8" w15:restartNumberingAfterBreak="0">
+  <w:abstractNum w:abstractNumId="9" w15:restartNumberingAfterBreak="0">
     <w:nsid w:val="30A845C0"/>
     <w:multiLevelType w:val="multilevel"/>
     <w:tmpl w:val="56DE1DF4"/>
@@ -4323,7 +4355,7 @@
       </w:pPr>
     </w:lvl>
   </w:abstractNum>
-  <w:abstractNum w:abstractNumId="9" w15:restartNumberingAfterBreak="0">
+  <w:abstractNum w:abstractNumId="10" w15:restartNumberingAfterBreak="0">
     <w:nsid w:val="36291E20"/>
     <w:multiLevelType w:val="multilevel"/>
     <w:tmpl w:val="BD281CC4"/>
@@ -4412,7 +4444,7 @@
       </w:pPr>
     </w:lvl>
   </w:abstractNum>
-  <w:abstractNum w:abstractNumId="10" w15:restartNumberingAfterBreak="0">
+  <w:abstractNum w:abstractNumId="11" w15:restartNumberingAfterBreak="0">
     <w:nsid w:val="37427B17"/>
     <w:multiLevelType w:val="multilevel"/>
     <w:tmpl w:val="3F1EE75A"/>
@@ -4498,7 +4530,7 @@
       </w:pPr>
     </w:lvl>
   </w:abstractNum>
-  <w:abstractNum w:abstractNumId="11" w15:restartNumberingAfterBreak="0">
+  <w:abstractNum w:abstractNumId="12" w15:restartNumberingAfterBreak="0">
     <w:nsid w:val="379F2365"/>
     <w:multiLevelType w:val="multilevel"/>
     <w:tmpl w:val="1D082FEE"/>
@@ -4584,7 +4616,7 @@
       </w:pPr>
     </w:lvl>
   </w:abstractNum>
-  <w:abstractNum w:abstractNumId="12" w15:restartNumberingAfterBreak="0">
+  <w:abstractNum w:abstractNumId="13" w15:restartNumberingAfterBreak="0">
     <w:nsid w:val="387AF4E1"/>
     <w:multiLevelType w:val="multilevel"/>
     <w:tmpl w:val="0E88BAF8"/>
@@ -4697,7 +4729,7 @@
       </w:rPr>
     </w:lvl>
   </w:abstractNum>
-  <w:abstractNum w:abstractNumId="13" w15:restartNumberingAfterBreak="0">
+  <w:abstractNum w:abstractNumId="14" w15:restartNumberingAfterBreak="0">
     <w:nsid w:val="3D2D65A5"/>
     <w:multiLevelType w:val="multilevel"/>
     <w:tmpl w:val="9D6E1620"/>
@@ -4783,7 +4815,7 @@
       </w:pPr>
     </w:lvl>
   </w:abstractNum>
-  <w:abstractNum w:abstractNumId="14" w15:restartNumberingAfterBreak="0">
+  <w:abstractNum w:abstractNumId="15" w15:restartNumberingAfterBreak="0">
     <w:nsid w:val="416EEBE3"/>
     <w:multiLevelType w:val="multilevel"/>
     <w:tmpl w:val="B310DDB4"/>
@@ -4869,7 +4901,7 @@
       </w:pPr>
     </w:lvl>
   </w:abstractNum>
-  <w:abstractNum w:abstractNumId="15" w15:restartNumberingAfterBreak="0">
+  <w:abstractNum w:abstractNumId="16" w15:restartNumberingAfterBreak="0">
     <w:nsid w:val="44317D8C"/>
     <w:multiLevelType w:val="multilevel"/>
     <w:tmpl w:val="FEFCB638"/>
@@ -4958,7 +4990,7 @@
       </w:pPr>
     </w:lvl>
   </w:abstractNum>
-  <w:abstractNum w:abstractNumId="16" w15:restartNumberingAfterBreak="0">
+  <w:abstractNum w:abstractNumId="17" w15:restartNumberingAfterBreak="0">
     <w:nsid w:val="4886B3E5"/>
     <w:multiLevelType w:val="multilevel"/>
     <w:tmpl w:val="3E246054"/>
@@ -5072,7 +5104,7 @@
       </w:rPr>
     </w:lvl>
   </w:abstractNum>
-  <w:abstractNum w:abstractNumId="17" w15:restartNumberingAfterBreak="0">
+  <w:abstractNum w:abstractNumId="18" w15:restartNumberingAfterBreak="0">
     <w:nsid w:val="4F6865FA"/>
     <w:multiLevelType w:val="multilevel"/>
     <w:tmpl w:val="5C8861C0"/>
@@ -5185,7 +5217,7 @@
       </w:rPr>
     </w:lvl>
   </w:abstractNum>
-  <w:abstractNum w:abstractNumId="18" w15:restartNumberingAfterBreak="0">
+  <w:abstractNum w:abstractNumId="19" w15:restartNumberingAfterBreak="0">
     <w:nsid w:val="527E4699"/>
     <w:multiLevelType w:val="hybridMultilevel"/>
     <w:tmpl w:val="466C2F2C"/>
@@ -5298,7 +5330,7 @@
       </w:rPr>
     </w:lvl>
   </w:abstractNum>
-  <w:abstractNum w:abstractNumId="19" w15:restartNumberingAfterBreak="0">
+  <w:abstractNum w:abstractNumId="20" w15:restartNumberingAfterBreak="0">
     <w:nsid w:val="53077664"/>
     <w:multiLevelType w:val="multilevel"/>
     <w:tmpl w:val="AD1474EA"/>
@@ -5410,7 +5442,7 @@
       </w:rPr>
     </w:lvl>
   </w:abstractNum>
-  <w:abstractNum w:abstractNumId="20" w15:restartNumberingAfterBreak="0">
+  <w:abstractNum w:abstractNumId="21" w15:restartNumberingAfterBreak="0">
     <w:nsid w:val="59A520E4"/>
     <w:multiLevelType w:val="hybridMultilevel"/>
     <w:tmpl w:val="3CE6BD5C"/>
@@ -5523,7 +5555,7 @@
       </w:rPr>
     </w:lvl>
   </w:abstractNum>
-  <w:abstractNum w:abstractNumId="21" w15:restartNumberingAfterBreak="0">
+  <w:abstractNum w:abstractNumId="22" w15:restartNumberingAfterBreak="0">
     <w:nsid w:val="5A27C7C2"/>
     <w:multiLevelType w:val="multilevel"/>
     <w:tmpl w:val="6DF8602C"/>
@@ -5612,7 +5644,7 @@
       </w:pPr>
     </w:lvl>
   </w:abstractNum>
-  <w:abstractNum w:abstractNumId="22" w15:restartNumberingAfterBreak="0">
+  <w:abstractNum w:abstractNumId="23" w15:restartNumberingAfterBreak="0">
     <w:nsid w:val="5A3BD8B8"/>
     <w:multiLevelType w:val="multilevel"/>
     <w:tmpl w:val="16DE8576"/>
@@ -5701,7 +5733,7 @@
       </w:pPr>
     </w:lvl>
   </w:abstractNum>
-  <w:abstractNum w:abstractNumId="23" w15:restartNumberingAfterBreak="0">
+  <w:abstractNum w:abstractNumId="24" w15:restartNumberingAfterBreak="0">
     <w:nsid w:val="5C2C37E5"/>
     <w:multiLevelType w:val="multilevel"/>
     <w:tmpl w:val="5B3A1E58"/>
@@ -5814,7 +5846,7 @@
       </w:pPr>
     </w:lvl>
   </w:abstractNum>
-  <w:abstractNum w:abstractNumId="24" w15:restartNumberingAfterBreak="0">
+  <w:abstractNum w:abstractNumId="25" w15:restartNumberingAfterBreak="0">
     <w:nsid w:val="5D79C123"/>
     <w:multiLevelType w:val="hybridMultilevel"/>
     <w:tmpl w:val="21FC017E"/>
@@ -5900,7 +5932,7 @@
       </w:pPr>
     </w:lvl>
   </w:abstractNum>
-  <w:abstractNum w:abstractNumId="25" w15:restartNumberingAfterBreak="0">
+  <w:abstractNum w:abstractNumId="26" w15:restartNumberingAfterBreak="0">
     <w:nsid w:val="6C6B3301"/>
     <w:multiLevelType w:val="hybridMultilevel"/>
     <w:tmpl w:val="6AB065A4"/>
@@ -6013,7 +6045,7 @@
       </w:rPr>
     </w:lvl>
   </w:abstractNum>
-  <w:abstractNum w:abstractNumId="26" w15:restartNumberingAfterBreak="0">
+  <w:abstractNum w:abstractNumId="27" w15:restartNumberingAfterBreak="0">
     <w:nsid w:val="6CD1C91E"/>
     <w:multiLevelType w:val="multilevel"/>
     <w:tmpl w:val="290AB7CE"/>
@@ -6126,7 +6158,7 @@
       </w:rPr>
     </w:lvl>
   </w:abstractNum>
-  <w:abstractNum w:abstractNumId="27" w15:restartNumberingAfterBreak="0">
+  <w:abstractNum w:abstractNumId="28" w15:restartNumberingAfterBreak="0">
     <w:nsid w:val="72151614"/>
     <w:multiLevelType w:val="multilevel"/>
     <w:tmpl w:val="88D4B7D2"/>
@@ -6215,7 +6247,7 @@
       </w:pPr>
     </w:lvl>
   </w:abstractNum>
-  <w:abstractNum w:abstractNumId="28" w15:restartNumberingAfterBreak="0">
+  <w:abstractNum w:abstractNumId="29" w15:restartNumberingAfterBreak="0">
     <w:nsid w:val="7240EF1B"/>
     <w:multiLevelType w:val="hybridMultilevel"/>
     <w:tmpl w:val="106A073E"/>
@@ -6328,7 +6360,7 @@
       </w:rPr>
     </w:lvl>
   </w:abstractNum>
-  <w:abstractNum w:abstractNumId="29" w15:restartNumberingAfterBreak="0">
+  <w:abstractNum w:abstractNumId="30" w15:restartNumberingAfterBreak="0">
     <w:nsid w:val="74C1BF63"/>
     <w:multiLevelType w:val="multilevel"/>
     <w:tmpl w:val="B0E26540"/>
@@ -6414,7 +6446,7 @@
       </w:pPr>
     </w:lvl>
   </w:abstractNum>
-  <w:abstractNum w:abstractNumId="30" w15:restartNumberingAfterBreak="0">
+  <w:abstractNum w:abstractNumId="31" w15:restartNumberingAfterBreak="0">
     <w:nsid w:val="76B7A28F"/>
     <w:multiLevelType w:val="multilevel"/>
     <w:tmpl w:val="1A2ED8B4"/>
@@ -6500,7 +6532,120 @@
       </w:pPr>
     </w:lvl>
   </w:abstractNum>
-  <w:abstractNum w:abstractNumId="31" w15:restartNumberingAfterBreak="0">
+  <w:abstractNum w:abstractNumId="32" w15:restartNumberingAfterBreak="0">
+    <w:nsid w:val="789076D9"/>
+    <w:multiLevelType w:val="hybridMultilevel"/>
+    <w:tmpl w:val="AA24D232"/>
+    <w:lvl w:ilvl="0" w:tplc="14090001">
+      <w:start w:val="1"/>
+      <w:numFmt w:val="bullet"/>
+      <w:lvlText w:val=""/>
+      <w:lvlJc w:val="left"/>
+      <w:pPr>
+        <w:ind w:left="360" w:hanging="360"/>
+      </w:pPr>
+      <w:rPr>
+        <w:rFonts w:ascii="Symbol" w:hAnsi="Symbol" w:hint="default"/>
+      </w:rPr>
+    </w:lvl>
+    <w:lvl w:ilvl="1" w:tplc="14090003">
+      <w:start w:val="1"/>
+      <w:numFmt w:val="bullet"/>
+      <w:lvlText w:val="o"/>
+      <w:lvlJc w:val="left"/>
+      <w:pPr>
+        <w:ind w:left="1080" w:hanging="360"/>
+      </w:pPr>
+      <w:rPr>
+        <w:rFonts w:ascii="Courier New" w:hAnsi="Courier New" w:cs="Courier New" w:hint="default"/>
+      </w:rPr>
+    </w:lvl>
+    <w:lvl w:ilvl="2" w:tplc="14090005" w:tentative="1">
+      <w:start w:val="1"/>
+      <w:numFmt w:val="bullet"/>
+      <w:lvlText w:val=""/>
+      <w:lvlJc w:val="left"/>
+      <w:pPr>
+        <w:ind w:left="1800" w:hanging="360"/>
+      </w:pPr>
+      <w:rPr>
+        <w:rFonts w:ascii="Wingdings" w:hAnsi="Wingdings" w:hint="default"/>
+      </w:rPr>
+    </w:lvl>
+    <w:lvl w:ilvl="3" w:tplc="14090001" w:tentative="1">
+      <w:start w:val="1"/>
+      <w:numFmt w:val="bullet"/>
+      <w:lvlText w:val=""/>
+      <w:lvlJc w:val="left"/>
+      <w:pPr>
+        <w:ind w:left="2520" w:hanging="360"/>
+      </w:pPr>
+      <w:rPr>
+        <w:rFonts w:ascii="Symbol" w:hAnsi="Symbol" w:hint="default"/>
+      </w:rPr>
+    </w:lvl>
+    <w:lvl w:ilvl="4" w:tplc="14090003" w:tentative="1">
+      <w:start w:val="1"/>
+      <w:numFmt w:val="bullet"/>
+      <w:lvlText w:val="o"/>
+      <w:lvlJc w:val="left"/>
+      <w:pPr>
+        <w:ind w:left="3240" w:hanging="360"/>
+      </w:pPr>
+      <w:rPr>
+        <w:rFonts w:ascii="Courier New" w:hAnsi="Courier New" w:cs="Courier New" w:hint="default"/>
+      </w:rPr>
+    </w:lvl>
+    <w:lvl w:ilvl="5" w:tplc="14090005" w:tentative="1">
+      <w:start w:val="1"/>
+      <w:numFmt w:val="bullet"/>
+      <w:lvlText w:val=""/>
+      <w:lvlJc w:val="left"/>
+      <w:pPr>
+        <w:ind w:left="3960" w:hanging="360"/>
+      </w:pPr>
+      <w:rPr>
+        <w:rFonts w:ascii="Wingdings" w:hAnsi="Wingdings" w:hint="default"/>
+      </w:rPr>
+    </w:lvl>
+    <w:lvl w:ilvl="6" w:tplc="14090001" w:tentative="1">
+      <w:start w:val="1"/>
+      <w:numFmt w:val="bullet"/>
+      <w:lvlText w:val=""/>
+      <w:lvlJc w:val="left"/>
+      <w:pPr>
+        <w:ind w:left="4680" w:hanging="360"/>
+      </w:pPr>
+      <w:rPr>
+        <w:rFonts w:ascii="Symbol" w:hAnsi="Symbol" w:hint="default"/>
+      </w:rPr>
+    </w:lvl>
+    <w:lvl w:ilvl="7" w:tplc="14090003" w:tentative="1">
+      <w:start w:val="1"/>
+      <w:numFmt w:val="bullet"/>
+      <w:lvlText w:val="o"/>
+      <w:lvlJc w:val="left"/>
+      <w:pPr>
+        <w:ind w:left="5400" w:hanging="360"/>
+      </w:pPr>
+      <w:rPr>
+        <w:rFonts w:ascii="Courier New" w:hAnsi="Courier New" w:cs="Courier New" w:hint="default"/>
+      </w:rPr>
+    </w:lvl>
+    <w:lvl w:ilvl="8" w:tplc="14090005" w:tentative="1">
+      <w:start w:val="1"/>
+      <w:numFmt w:val="bullet"/>
+      <w:lvlText w:val=""/>
+      <w:lvlJc w:val="left"/>
+      <w:pPr>
+        <w:ind w:left="6120" w:hanging="360"/>
+      </w:pPr>
+      <w:rPr>
+        <w:rFonts w:ascii="Wingdings" w:hAnsi="Wingdings" w:hint="default"/>
+      </w:rPr>
+    </w:lvl>
+  </w:abstractNum>
+  <w:abstractNum w:abstractNumId="33" w15:restartNumberingAfterBreak="0">
     <w:nsid w:val="7EE7D75B"/>
     <w:multiLevelType w:val="multilevel"/>
     <w:tmpl w:val="F4D0737A"/>
@@ -6593,76 +6738,76 @@
     <w:abstractNumId w:val="2"/>
   </w:num>
   <w:num w:numId="2" w16cid:durableId="1803958785">
-    <w:abstractNumId w:val="28"/>
+    <w:abstractNumId w:val="29"/>
   </w:num>
   <w:num w:numId="3" w16cid:durableId="1425882371">
-    <w:abstractNumId w:val="25"/>
+    <w:abstractNumId w:val="26"/>
   </w:num>
   <w:num w:numId="4" w16cid:durableId="1167162890">
-    <w:abstractNumId w:val="18"/>
+    <w:abstractNumId w:val="19"/>
   </w:num>
   <w:num w:numId="5" w16cid:durableId="872882785">
-    <w:abstractNumId w:val="20"/>
+    <w:abstractNumId w:val="21"/>
   </w:num>
   <w:num w:numId="6" w16cid:durableId="861210992">
     <w:abstractNumId w:val="1"/>
   </w:num>
   <w:num w:numId="7" w16cid:durableId="1276211955">
-    <w:abstractNumId w:val="24"/>
+    <w:abstractNumId w:val="25"/>
   </w:num>
   <w:num w:numId="8" w16cid:durableId="875234771">
-    <w:abstractNumId w:val="23"/>
+    <w:abstractNumId w:val="24"/>
   </w:num>
   <w:num w:numId="9" w16cid:durableId="1256476930">
     <w:abstractNumId w:val="6"/>
   </w:num>
   <w:num w:numId="10" w16cid:durableId="1959682363">
-    <w:abstractNumId w:val="16"/>
+    <w:abstractNumId w:val="17"/>
   </w:num>
   <w:num w:numId="11" w16cid:durableId="178669051">
-    <w:abstractNumId w:val="14"/>
+    <w:abstractNumId w:val="15"/>
   </w:num>
   <w:num w:numId="12" w16cid:durableId="1714383837">
-    <w:abstractNumId w:val="29"/>
+    <w:abstractNumId w:val="30"/>
   </w:num>
   <w:num w:numId="13" w16cid:durableId="1298145057">
-    <w:abstractNumId w:val="30"/>
+    <w:abstractNumId w:val="31"/>
   </w:num>
   <w:num w:numId="14" w16cid:durableId="1097673520">
-    <w:abstractNumId w:val="11"/>
+    <w:abstractNumId w:val="12"/>
   </w:num>
   <w:num w:numId="15" w16cid:durableId="565918625">
-    <w:abstractNumId w:val="13"/>
+    <w:abstractNumId w:val="14"/>
   </w:num>
   <w:num w:numId="16" w16cid:durableId="1700618496">
     <w:abstractNumId w:val="4"/>
   </w:num>
   <w:num w:numId="17" w16cid:durableId="2056929447">
-    <w:abstractNumId w:val="31"/>
+    <w:abstractNumId w:val="33"/>
   </w:num>
   <w:num w:numId="18" w16cid:durableId="2048067548">
+    <w:abstractNumId w:val="9"/>
+  </w:num>
+  <w:num w:numId="19" w16cid:durableId="627055466">
+    <w:abstractNumId w:val="22"/>
+  </w:num>
+  <w:num w:numId="20" w16cid:durableId="1511526739">
+    <w:abstractNumId w:val="10"/>
+  </w:num>
+  <w:num w:numId="21" w16cid:durableId="1132018205">
+    <w:abstractNumId w:val="23"/>
+  </w:num>
+  <w:num w:numId="22" w16cid:durableId="459306463">
     <w:abstractNumId w:val="8"/>
   </w:num>
-  <w:num w:numId="19" w16cid:durableId="627055466">
-    <w:abstractNumId w:val="21"/>
-  </w:num>
-  <w:num w:numId="20" w16cid:durableId="1511526739">
-    <w:abstractNumId w:val="9"/>
-  </w:num>
-  <w:num w:numId="21" w16cid:durableId="1132018205">
-    <w:abstractNumId w:val="22"/>
-  </w:num>
-  <w:num w:numId="22" w16cid:durableId="459306463">
-    <w:abstractNumId w:val="7"/>
-  </w:num>
   <w:num w:numId="23" w16cid:durableId="1054816001">
-    <w:abstractNumId w:val="27"/>
+    <w:abstractNumId w:val="28"/>
   </w:num>
   <w:num w:numId="24" w16cid:durableId="1291326316">
-    <w:abstractNumId w:val="15"/>
+    <w:abstractNumId w:val="16"/>
   </w:num>
   <w:num w:numId="25" w16cid:durableId="1024205771">
-    <w:abstractNumId w:val="10"/>
+    <w:abstractNumId w:val="11"/>
   </w:num>
   <w:num w:numId="26" w16cid:durableId="588277535">
     <w:abstractNumId w:val="3"/>
@@ -6674,16 +6819,22 @@
     <w:abstractNumId w:val="0"/>
   </w:num>
   <w:num w:numId="29" w16cid:durableId="16122705">
-    <w:abstractNumId w:val="26"/>
+    <w:abstractNumId w:val="27"/>
   </w:num>
   <w:num w:numId="30" w16cid:durableId="1972975897">
-    <w:abstractNumId w:val="12"/>
+    <w:abstractNumId w:val="13"/>
   </w:num>
   <w:num w:numId="31" w16cid:durableId="1668824974">
-    <w:abstractNumId w:val="17"/>
+    <w:abstractNumId w:val="18"/>
   </w:num>
   <w:num w:numId="32" w16cid:durableId="775060665">
-    <w:abstractNumId w:val="19"/>
+    <w:abstractNumId w:val="20"/>
+  </w:num>
+  <w:num w:numId="33" w16cid:durableId="1703819934">
+    <w:abstractNumId w:val="32"/>
+  </w:num>
+  <w:num w:numId="34" w16cid:durableId="1454134988">
+    <w:abstractNumId w:val="7"/>
   </w:num>
 </w:numbering>
 </file>
@@ -7796,7 +7947,7 @@
       </w:tcPr>
     </w:tblStylePr>
   </w:style>
-  <w:style w:type="table" w:styleId="GridTable1Light-Accent2">
+  <w:style w:type="table" w:styleId="GridTable1LightAccent2">
     <w:name w:val="Grid Table 1 Light Accent 2"/>
     <w:basedOn w:val="TableNormal"/>
     <w:uiPriority w:val="99"/>
@@ -10526,7 +10677,7 @@
       </w:tcPr>
     </w:tblStylePr>
   </w:style>
-  <w:style w:type="table" w:styleId="GridTable6Colorful">
+  <w:style w:type="table" w:styleId="GridTable6Colourful">
     <w:name w:val="Grid Table 6 Colorful"/>
     <w:basedOn w:val="TableNormal"/>
     <w:uiPriority w:val="99"/>
@@ -10597,7 +10748,7 @@
       </w:rPr>
     </w:tblStylePr>
   </w:style>
-  <w:style w:type="table" w:styleId="GridTable6Colorful-Accent1">
+  <w:style w:type="table" w:styleId="GridTable6ColourfulAccent1">
     <w:name w:val="Grid Table 6 Colorful Accent 1"/>
     <w:basedOn w:val="TableNormal"/>
     <w:uiPriority w:val="99"/>
@@ -10668,7 +10819,7 @@
       </w:rPr>
     </w:tblStylePr>
   </w:style>
-  <w:style w:type="table" w:styleId="GridTable6Colorful-Accent2">
+  <w:style w:type="table" w:styleId="GridTable6ColourfulAccent2">
     <w:name w:val="Grid Table 6 Colorful Accent 2"/>
     <w:basedOn w:val="TableNormal"/>
     <w:uiPriority w:val="99"/>
@@ -10739,7 +10890,7 @@
       </w:rPr>
     </w:tblStylePr>
   </w:style>
-  <w:style w:type="table" w:styleId="GridTable6Colorful-Accent3">
+  <w:style w:type="table" w:styleId="GridTable6ColourfulAccent3">
     <w:name w:val="Grid Table 6 Colorful Accent 3"/>
     <w:basedOn w:val="TableNormal"/>
     <w:uiPriority w:val="99"/>
@@ -10810,7 +10961,7 @@
       </w:rPr>
     </w:tblStylePr>
   </w:style>
-  <w:style w:type="table" w:styleId="GridTable6Colorful-Accent4">
+  <w:style w:type="table" w:styleId="GridTable6ColourfulAccent4">
     <w:name w:val="Grid Table 6 Colorful Accent 4"/>
     <w:basedOn w:val="TableNormal"/>
     <w:uiPriority w:val="99"/>
@@ -10881,7 +11032,7 @@
       </w:rPr>
     </w:tblStylePr>
   </w:style>
-  <w:style w:type="table" w:styleId="GridTable6Colorful-Accent5">
+  <w:style w:type="table" w:styleId="GridTable6ColourfulAccent5">
     <w:name w:val="Grid Table 6 Colorful Accent 5"/>
     <w:basedOn w:val="TableNormal"/>
     <w:uiPriority w:val="99"/>
@@ -10952,7 +11103,7 @@
       </w:rPr>
     </w:tblStylePr>
   </w:style>
-  <w:style w:type="table" w:styleId="GridTable6Colorful-Accent6">
+  <w:style w:type="table" w:styleId="GridTable6ColourfulAccent6">
     <w:name w:val="Grid Table 6 Colorful Accent 6"/>
     <w:basedOn w:val="TableNormal"/>
     <w:uiPriority w:val="99"/>
@@ -11023,7 +11174,7 @@
       </w:rPr>
     </w:tblStylePr>
   </w:style>
-  <w:style w:type="table" w:styleId="GridTable7Colorful">
+  <w:style w:type="table" w:styleId="GridTable7Colourful">
     <w:name w:val="Grid Table 7 Colorful"/>
     <w:basedOn w:val="TableNormal"/>
     <w:uiPriority w:val="99"/>
@@ -11137,7 +11288,7 @@
       </w:rPr>
     </w:tblStylePr>
   </w:style>
-  <w:style w:type="table" w:styleId="GridTable7Colorful-Accent1">
+  <w:style w:type="table" w:styleId="GridTable7ColourfulAccent1">
     <w:name w:val="Grid Table 7 Colorful Accent 1"/>
     <w:basedOn w:val="TableNormal"/>
     <w:uiPriority w:val="99"/>
@@ -11251,7 +11402,7 @@
       </w:rPr>
     </w:tblStylePr>
   </w:style>
-  <w:style w:type="table" w:styleId="GridTable7Colorful-Accent2">
+  <w:style w:type="table" w:styleId="GridTable7ColourfulAccent2">
     <w:name w:val="Grid Table 7 Colorful Accent 2"/>
     <w:basedOn w:val="TableNormal"/>
     <w:uiPriority w:val="99"/>
@@ -11365,7 +11516,7 @@
       </w:rPr>
     </w:tblStylePr>
   </w:style>
-  <w:style w:type="table" w:styleId="GridTable7Colorful-Accent3">
+  <w:style w:type="table" w:styleId="GridTable7ColourfulAccent3">
     <w:name w:val="Grid Table 7 Colorful Accent 3"/>
     <w:basedOn w:val="TableNormal"/>
     <w:uiPriority w:val="99"/>
@@ -11479,7 +11630,7 @@
       </w:rPr>
     </w:tblStylePr>
   </w:style>
-  <w:style w:type="table" w:styleId="GridTable7Colorful-Accent4">
+  <w:style w:type="table" w:styleId="GridTable7ColourfulAccent4">
     <w:name w:val="Grid Table 7 Colorful Accent 4"/>
     <w:basedOn w:val="TableNormal"/>
     <w:uiPriority w:val="99"/>
@@ -11593,7 +11744,7 @@
       </w:rPr>
     </w:tblStylePr>
   </w:style>
-  <w:style w:type="table" w:styleId="GridTable7Colorful-Accent5">
+  <w:style w:type="table" w:styleId="GridTable7ColourfulAccent5">
     <w:name w:val="Grid Table 7 Colorful Accent 5"/>
     <w:basedOn w:val="TableNormal"/>
     <w:uiPriority w:val="99"/>
@@ -11707,7 +11858,7 @@
       </w:rPr>
     </w:tblStylePr>
   </w:style>
-  <w:style w:type="table" w:styleId="GridTable7Colorful-Accent6">
+  <w:style w:type="table" w:styleId="GridTable7ColourfulAccent6">
     <w:name w:val="Grid Table 7 Colorful Accent 6"/>
     <w:basedOn w:val="TableNormal"/>
     <w:uiPriority w:val="99"/>
@@ -14572,7 +14723,7 @@
       </w:tcPr>
     </w:tblStylePr>
   </w:style>
-  <w:style w:type="table" w:styleId="ListTable6Colorful">
+  <w:style w:type="table" w:styleId="ListTable6Colourful">
     <w:name w:val="List Table 6 Colorful"/>
     <w:basedOn w:val="TableNormal"/>
     <w:uiPriority w:val="99"/>
@@ -14645,7 +14796,7 @@
       </w:rPr>
     </w:tblStylePr>
   </w:style>
-  <w:style w:type="table" w:styleId="ListTable6Colorful-Accent1">
+  <w:style w:type="table" w:styleId="ListTable6ColourfulAccent1">
     <w:name w:val="List Table 6 Colorful Accent 1"/>
     <w:basedOn w:val="TableNormal"/>
     <w:uiPriority w:val="99"/>
@@ -14718,7 +14869,7 @@
       </w:rPr>
     </w:tblStylePr>
   </w:style>
-  <w:style w:type="table" w:styleId="ListTable6Colorful-Accent2">
+  <w:style w:type="table" w:styleId="ListTable6ColourfulAccent2">
     <w:name w:val="List Table 6 Colorful Accent 2"/>
     <w:basedOn w:val="TableNormal"/>
     <w:uiPriority w:val="99"/>
@@ -14791,7 +14942,7 @@
       </w:rPr>
     </w:tblStylePr>
   </w:style>
-  <w:style w:type="table" w:styleId="ListTable6Colorful-Accent3">
+  <w:style w:type="table" w:styleId="ListTable6ColourfulAccent3">
     <w:name w:val="List Table 6 Colorful Accent 3"/>
     <w:basedOn w:val="TableNormal"/>
     <w:uiPriority w:val="99"/>
@@ -14864,7 +15015,7 @@
       </w:rPr>
     </w:tblStylePr>
   </w:style>
-  <w:style w:type="table" w:styleId="ListTable6Colorful-Accent4">
+  <w:style w:type="table" w:styleId="ListTable6ColourfulAccent4">
     <w:name w:val="List Table 6 Colorful Accent 4"/>
     <w:basedOn w:val="TableNormal"/>
     <w:uiPriority w:val="99"/>
@@ -14937,7 +15088,7 @@
       </w:rPr>
     </w:tblStylePr>
   </w:style>
-  <w:style w:type="table" w:styleId="ListTable6Colorful-Accent5">
+  <w:style w:type="table" w:styleId="ListTable6ColourfulAccent5">
     <w:name w:val="List Table 6 Colorful Accent 5"/>
     <w:basedOn w:val="TableNormal"/>
     <w:uiPriority w:val="99"/>
@@ -15010,7 +15161,7 @@
       </w:rPr>
     </w:tblStylePr>
   </w:style>
-  <w:style w:type="table" w:styleId="ListTable6Colorful-Accent6">
+  <w:style w:type="table" w:styleId="ListTable6ColourfulAccent6">
     <w:name w:val="List Table 6 Colorful Accent 6"/>
     <w:basedOn w:val="TableNormal"/>
     <w:uiPriority w:val="99"/>
@@ -15083,7 +15234,7 @@
       </w:rPr>
     </w:tblStylePr>
   </w:style>
-  <w:style w:type="table" w:styleId="ListTable7Colorful">
+  <w:style w:type="table" w:styleId="ListTable7Colourful">
     <w:name w:val="List Table 7 Colorful"/>
     <w:basedOn w:val="TableNormal"/>
     <w:uiPriority w:val="99"/>
@@ -15194,7 +15345,7 @@
       </w:rPr>
     </w:tblStylePr>
   </w:style>
-  <w:style w:type="table" w:styleId="ListTable7Colorful-Accent1">
+  <w:style w:type="table" w:styleId="ListTable7ColourfulAccent1">
     <w:name w:val="List Table 7 Colorful Accent 1"/>
     <w:basedOn w:val="TableNormal"/>
     <w:uiPriority w:val="99"/>
@@ -15305,7 +15456,7 @@
       </w:rPr>
     </w:tblStylePr>
   </w:style>
-  <w:style w:type="table" w:styleId="ListTable7Colorful-Accent2">
+  <w:style w:type="table" w:styleId="ListTable7ColourfulAccent2">
     <w:name w:val="List Table 7 Colorful Accent 2"/>
     <w:basedOn w:val="TableNormal"/>
     <w:uiPriority w:val="99"/>
@@ -15416,7 +15567,7 @@
       </w:rPr>
     </w:tblStylePr>
   </w:style>
-  <w:style w:type="table" w:styleId="ListTable7Colorful-Accent3">
+  <w:style w:type="table" w:styleId="ListTable7ColourfulAccent3">
     <w:name w:val="List Table 7 Colorful Accent 3"/>
     <w:basedOn w:val="TableNormal"/>
     <w:uiPriority w:val="99"/>
@@ -15527,7 +15678,7 @@
       </w:rPr>
     </w:tblStylePr>
   </w:style>
-  <w:style w:type="table" w:styleId="ListTable7Colorful-Accent4">
+  <w:style w:type="table" w:styleId="ListTable7ColourfulAccent4">
     <w:name w:val="List Table 7 Colorful Accent 4"/>
     <w:basedOn w:val="TableNormal"/>
     <w:uiPriority w:val="99"/>
@@ -15638,7 +15789,7 @@
       </w:rPr>
     </w:tblStylePr>
   </w:style>
-  <w:style w:type="table" w:styleId="ListTable7Colorful-Accent5">
+  <w:style w:type="table" w:styleId="ListTable7ColourfulAccent5">
     <w:name w:val="List Table 7 Colorful Accent 5"/>
     <w:basedOn w:val="TableNormal"/>
     <w:uiPriority w:val="99"/>
@@ -15749,7 +15900,7 @@
       </w:rPr>
     </w:tblStylePr>
   </w:style>
-  <w:style w:type="table" w:styleId="ListTable7Colorful-Accent6">
+  <w:style w:type="table" w:styleId="ListTable7ColourfulAccent6">
     <w:name w:val="List Table 7 Colorful Accent 6"/>
     <w:basedOn w:val="TableNormal"/>
     <w:uiPriority w:val="99"/>
